--- a/Linux/Pipe/pipe.docx
+++ b/Linux/Pipe/pipe.docx
@@ -10,39 +10,24 @@
         <w:rPr>
           <w:rStyle w:val="Strong"/>
         </w:rPr>
-        <w:t>IPC (Interprocess Communication – giao tiếp giữa các tiến trình)</w:t>
+        <w:t xml:space="preserve">IPC (Interprocess Communication – giao tiếp giữa các tiến trình). </w:t>
+      </w:r>
+      <w:r>
+        <w:t xml:space="preserve">Pipe có thể được sử dụng để truyền dữ liệu giữa các </w:t>
       </w:r>
       <w:r>
         <w:rPr>
           <w:rStyle w:val="Strong"/>
         </w:rPr>
-        <w:t xml:space="preserve">. </w:t>
-      </w:r>
-      <w:r>
-        <w:t xml:space="preserve">Pipe có thể được sử dụng để truyền dữ liệu giữa các </w:t>
+        <w:t xml:space="preserve">tiến trình có quan hệ với nhau. </w:t>
+      </w:r>
+      <w:r>
+        <w:t xml:space="preserve">FIFO là một biến thể của pipe, vì nó </w:t>
       </w:r>
       <w:r>
         <w:rPr>
           <w:rStyle w:val="Strong"/>
         </w:rPr>
-        <w:t>tiến trình có quan hệ với nhau</w:t>
-      </w:r>
-      <w:r>
-        <w:rPr>
-          <w:rStyle w:val="Strong"/>
-        </w:rPr>
-        <w:t xml:space="preserve">. </w:t>
-      </w:r>
-      <w:r>
-        <w:t>FIFO là một biến thể của pipe</w:t>
-      </w:r>
-      <w:r>
-        <w:t xml:space="preserve">, vì nó </w:t>
-      </w:r>
-      <w:r>
-        <w:rPr>
-          <w:rStyle w:val="Strong"/>
-        </w:rPr>
         <w:t>có thể được dùng để giao tiếp giữa bất kỳ tiến trình nào</w:t>
       </w:r>
       <w:r>
@@ -54,6 +39,9 @@
         <w:jc w:val="center"/>
       </w:pPr>
       <w:r>
+        <w:rPr>
+          <w:noProof/>
+        </w:rPr>
         <w:drawing>
           <wp:inline distT="0" distB="0" distL="0" distR="0" wp14:anchorId="3F3B901F" wp14:editId="3CC3C580">
             <wp:extent cx="1194179" cy="421824"/>
@@ -96,6 +84,9 @@
         <w:jc w:val="center"/>
       </w:pPr>
       <w:r>
+        <w:rPr>
+          <w:noProof/>
+        </w:rPr>
         <w:drawing>
           <wp:inline distT="0" distB="0" distL="0" distR="0" wp14:anchorId="4905979D" wp14:editId="4C0819B9">
             <wp:extent cx="5220269" cy="1575004"/>
@@ -355,10 +346,7 @@
     </w:p>
     <w:p>
       <w:r>
-        <w:t>H</w:t>
-      </w:r>
-      <w:r>
-        <w:t xml:space="preserve">ai tiến trình này </w:t>
+        <w:t xml:space="preserve">Hai tiến trình này </w:t>
       </w:r>
       <w:r>
         <w:rPr>
@@ -459,13 +447,7 @@
         <w:rPr>
           <w:rStyle w:val="Strong"/>
         </w:rPr>
-        <w:t>bị chặn</w:t>
-      </w:r>
-      <w:r>
-        <w:rPr>
-          <w:rStyle w:val="Strong"/>
-        </w:rPr>
-        <w:t>.</w:t>
+        <w:t>bị chặn.</w:t>
       </w:r>
     </w:p>
     <w:p>
@@ -509,10 +491,7 @@
     </w:p>
     <w:p>
       <w:r>
-        <w:t>Pipe là đơn hướng (unidirectional)</w:t>
-      </w:r>
-      <w:r>
-        <w:t xml:space="preserve"> chỉ truyền </w:t>
+        <w:t xml:space="preserve">Pipe là đơn hướng (unidirectional) chỉ truyền </w:t>
       </w:r>
       <w:proofErr w:type="gramStart"/>
       <w:r>
@@ -530,10 +509,7 @@
         </w:rPr>
       </w:pPr>
       <w:r>
-        <w:t xml:space="preserve">Nếu có nhiêu tiến trình cùng ghi vào 1 byte thì hệ thống sẽ đảm bảo rằng dữ liệu chúng sẽ không bị trộn </w:t>
-      </w:r>
-      <w:r>
-        <w:t xml:space="preserve">nếu mỗi lần ghi </w:t>
+        <w:t xml:space="preserve">Nếu có nhiêu tiến trình cùng ghi vào 1 byte thì hệ thống sẽ đảm bảo rằng dữ liệu chúng sẽ không bị trộn nếu mỗi lần ghi </w:t>
       </w:r>
       <w:r>
         <w:rPr>
@@ -913,10 +889,7 @@
       </w:r>
       <w:proofErr w:type="gramStart"/>
       <w:r>
-        <w:t>.</w:t>
-      </w:r>
-      <w:r>
-        <w:t>(</w:t>
+        <w:t>.(</w:t>
       </w:r>
       <w:proofErr w:type="gramEnd"/>
       <w:r>
@@ -947,13 +920,7 @@
     <w:p/>
     <w:p>
       <w:r>
-        <w:t>D</w:t>
-      </w:r>
-      <w:r>
-        <w:t>ung lượng của pipe có thể được thay đổ</w:t>
-      </w:r>
-      <w:r>
-        <w:t>i:</w:t>
+        <w:t>Dung lượng của pipe có thể được thay đổi:</w:t>
       </w:r>
     </w:p>
     <w:p>
@@ -961,6 +928,9 @@
         <w:jc w:val="center"/>
       </w:pPr>
       <w:r>
+        <w:rPr>
+          <w:noProof/>
+        </w:rPr>
         <w:drawing>
           <wp:inline distT="0" distB="0" distL="0" distR="0" wp14:anchorId="52E7469D" wp14:editId="7E168256">
             <wp:extent cx="2524836" cy="276027"/>
@@ -1068,22 +1038,13 @@
         <w:t xml:space="preserve"> đến giá trị </w:t>
       </w:r>
       <w:r>
-        <w:t>/proc/sys/fs/pipe-max-size</w:t>
-      </w:r>
-      <w:r>
-        <w:t xml:space="preserve"> là </w:t>
+        <w:t xml:space="preserve">/proc/sys/fs/pipe-max-size là </w:t>
       </w:r>
       <w:r>
         <w:rPr>
           <w:rStyle w:val="Strong"/>
         </w:rPr>
-        <w:t>1.048.576 byte (1 MB)</w:t>
-      </w:r>
-      <w:r>
-        <w:rPr>
-          <w:rStyle w:val="Strong"/>
-        </w:rPr>
-        <w:t xml:space="preserve"> và </w:t>
+        <w:t xml:space="preserve">1.048.576 byte (1 MB) và </w:t>
       </w:r>
       <w:r>
         <w:t xml:space="preserve">kernel có thể </w:t>
@@ -1110,13 +1071,7 @@
         <w:t xml:space="preserve"> lên</w:t>
       </w:r>
       <w:r>
-        <w:t xml:space="preserve"> một giá trị phù hợp.</w:t>
-      </w:r>
-      <w:r>
-        <w:t xml:space="preserve"> </w:t>
-      </w:r>
-      <w:r>
-        <w:t>Một tiến trình có đặc quyền (</w:t>
+        <w:t xml:space="preserve"> một giá trị phù hợp. Một tiến trình có đặc quyền (</w:t>
       </w:r>
       <w:r>
         <w:rPr>
@@ -1159,6 +1114,9 @@
     </w:p>
     <w:p>
       <w:r>
+        <w:rPr>
+          <w:noProof/>
+        </w:rPr>
         <w:drawing>
           <wp:inline distT="0" distB="0" distL="0" distR="0" wp14:anchorId="5AD44A74" wp14:editId="0E9DF1A7">
             <wp:extent cx="5124734" cy="968553"/>
@@ -1403,18 +1361,12 @@
         <w:t>write()</w:t>
       </w:r>
       <w:r>
-        <w:t xml:space="preserve"> để thực hiệ</w:t>
-      </w:r>
-      <w:r>
-        <w:t>n thao tác</w:t>
-      </w:r>
-      <w:r>
-        <w:t xml:space="preserve"> trên pipe.</w:t>
-      </w:r>
-      <w:r>
-        <w:t xml:space="preserve"> </w:t>
-      </w:r>
-      <w:r>
+        <w:t xml:space="preserve"> để thực hiện thao tác trên pipe. </w:t>
+      </w:r>
+      <w:r>
+        <w:rPr>
+          <w:noProof/>
+        </w:rPr>
         <w:drawing>
           <wp:inline distT="0" distB="0" distL="0" distR="0" wp14:anchorId="34715E66" wp14:editId="2204B491">
             <wp:extent cx="1897039" cy="313899"/>
@@ -1469,6 +1421,9 @@
         <w:jc w:val="center"/>
       </w:pPr>
       <w:r>
+        <w:rPr>
+          <w:noProof/>
+        </w:rPr>
         <w:drawing>
           <wp:inline distT="0" distB="0" distL="0" distR="0" wp14:anchorId="5B77533A" wp14:editId="61D341C2">
             <wp:extent cx="4517409" cy="2070171"/>
@@ -1544,10 +1499,7 @@
         <w:t>kế thừa bản sao của các file descriptor</w:t>
       </w:r>
       <w:r>
-        <w:t xml:space="preserve"> từ tiến trình cha</w:t>
-      </w:r>
-      <w:r>
-        <w:t>:</w:t>
+        <w:t xml:space="preserve"> từ tiến trình cha:</w:t>
       </w:r>
     </w:p>
     <w:p>
@@ -1560,6 +1512,7 @@
       <w:r>
         <w:rPr>
           <w:b/>
+          <w:noProof/>
         </w:rPr>
         <w:drawing>
           <wp:inline distT="0" distB="0" distL="0" distR="0" wp14:anchorId="456035CC" wp14:editId="030DFD83">
@@ -1947,10 +1900,7 @@
         <w:t>tiến trình cháu (grandchild)</w:t>
       </w:r>
       <w:r>
-        <w:t xml:space="preserve"> của nó</w:t>
-      </w:r>
-      <w:r>
-        <w:t>. Hoặc giữa 2 tiến trình anh em.</w:t>
+        <w:t xml:space="preserve"> của nó. Hoặc giữa 2 tiến trình anh em.</w:t>
       </w:r>
     </w:p>
     <w:p>
@@ -2079,10 +2029,7 @@
         <w:t>bị chặn (block)</w:t>
       </w:r>
       <w:r>
-        <w:t xml:space="preserve"> để chờ dữ liệu mới</w:t>
-      </w:r>
-      <w:r>
-        <w:t xml:space="preserve"> vì kernel iểu rằng </w:t>
+        <w:t xml:space="preserve"> để chờ dữ liệu mới vì kernel iểu rằng </w:t>
       </w:r>
       <w:r>
         <w:rPr>
@@ -2473,10 +2420,7 @@
         <w:t xml:space="preserve"> tham chiếu đến pipe đều đã được đóng</w:t>
       </w:r>
       <w:r>
-        <w:t xml:space="preserve"> thì pipe mới bị hủy và tài nguyên của nó mới được đóng để tiến trình khác sử dụng. Lúc đó, </w:t>
-      </w:r>
-      <w:r>
-        <w:t>mọi dữ liệu chưa được đọc còn trong pipe sẽ bị mất</w:t>
+        <w:t xml:space="preserve"> thì pipe mới bị hủy và tài nguyên của nó mới được đóng để tiến trình khác sử dụng. Lúc đó, mọi dữ liệu chưa được đọc còn trong pipe sẽ bị mất</w:t>
       </w:r>
       <w:r>
         <w:t>.</w:t>
@@ -7078,6 +7022,7 @@
       <w:r>
         <w:rPr>
           <w:b/>
+          <w:noProof/>
         </w:rPr>
         <w:drawing>
           <wp:inline distT="0" distB="0" distL="0" distR="0" wp14:anchorId="17537072" wp14:editId="1904A8FC">
@@ -7165,57 +7110,1839 @@
         </w:rPr>
       </w:pPr>
       <w:r>
-        <w:t>Vậy làm thế nào để tạo ra tình huống</w:t>
+        <w:t>Vậy làm thế nào để tạo ra tình huống, sao cho đầu ra chuẩn (</w:t>
+      </w:r>
+      <w:r>
+        <w:rPr>
+          <w:rStyle w:val="Strong"/>
+        </w:rPr>
+        <w:t>standard output</w:t>
+      </w:r>
+      <w:r>
+        <w:t>) của chương trình thứ nhất được đưa vào pipe, còn đầu vào chuẩn (</w:t>
+      </w:r>
+      <w:r>
+        <w:rPr>
+          <w:rStyle w:val="Strong"/>
+        </w:rPr>
+        <w:t>standard input</w:t>
+      </w:r>
+      <w:r>
+        <w:t xml:space="preserve">) của chương trình thứ hai được lấy từ pipe? Và đặc biệt, làm thế nào để thực hiện điều này mà </w:t>
+      </w:r>
+      <w:r>
+        <w:rPr>
+          <w:rStyle w:val="Strong"/>
+        </w:rPr>
+        <w:t>không cần sửa đổi mã nguồn của chính các bộ lọc đó</w:t>
+      </w:r>
+      <w:r>
+        <w:t>?</w:t>
+      </w:r>
+    </w:p>
+    <w:p>
+      <w:pPr>
+        <w:jc w:val="center"/>
+        <w:rPr>
+          <w:b/>
+        </w:rPr>
+      </w:pPr>
+      <w:r>
+        <w:rPr>
+          <w:b/>
+        </w:rPr>
+        <w:lastRenderedPageBreak/>
+        <w:drawing>
+          <wp:inline distT="0" distB="0" distL="0" distR="0" wp14:anchorId="35A000FE" wp14:editId="28346044">
+            <wp:extent cx="4319516" cy="1534664"/>
+            <wp:effectExtent l="0" t="0" r="5080" b="8890"/>
+            <wp:docPr id="8" name="Picture 8"/>
+            <wp:cNvGraphicFramePr>
+              <a:graphicFrameLocks xmlns:a="http://schemas.openxmlformats.org/drawingml/2006/main" noChangeAspect="1"/>
+            </wp:cNvGraphicFramePr>
+            <a:graphic xmlns:a="http://schemas.openxmlformats.org/drawingml/2006/main">
+              <a:graphicData uri="http://schemas.openxmlformats.org/drawingml/2006/picture">
+                <pic:pic xmlns:pic="http://schemas.openxmlformats.org/drawingml/2006/picture">
+                  <pic:nvPicPr>
+                    <pic:cNvPr id="1" name=""/>
+                    <pic:cNvPicPr/>
+                  </pic:nvPicPr>
+                  <pic:blipFill>
+                    <a:blip r:embed="rId13"/>
+                    <a:stretch>
+                      <a:fillRect/>
+                    </a:stretch>
+                  </pic:blipFill>
+                  <pic:spPr>
+                    <a:xfrm>
+                      <a:off x="0" y="0"/>
+                      <a:ext cx="4349305" cy="1545247"/>
+                    </a:xfrm>
+                    <a:prstGeom prst="rect">
+                      <a:avLst/>
+                    </a:prstGeom>
+                  </pic:spPr>
+                </pic:pic>
+              </a:graphicData>
+            </a:graphic>
+          </wp:inline>
+        </w:drawing>
+      </w:r>
+    </w:p>
+    <w:p>
+      <w:proofErr w:type="gramStart"/>
+      <w:r>
+        <w:t>ở</w:t>
+      </w:r>
+      <w:proofErr w:type="gramEnd"/>
+      <w:r>
+        <w:t xml:space="preserve"> đây với tiến trình không mở file nào khác thì có 3 file sẵn</w:t>
+      </w:r>
+    </w:p>
+    <w:p>
+      <w:pPr>
+        <w:jc w:val="center"/>
+        <w:rPr>
+          <w:b/>
+        </w:rPr>
+      </w:pPr>
+      <w:r>
+        <w:rPr>
+          <w:b/>
+        </w:rPr>
+        <w:drawing>
+          <wp:inline distT="0" distB="0" distL="0" distR="0" wp14:anchorId="382ACAA8" wp14:editId="03D6821A">
+            <wp:extent cx="4430677" cy="1009934"/>
+            <wp:effectExtent l="0" t="0" r="8255" b="0"/>
+            <wp:docPr id="10" name="Picture 10"/>
+            <wp:cNvGraphicFramePr>
+              <a:graphicFrameLocks xmlns:a="http://schemas.openxmlformats.org/drawingml/2006/main" noChangeAspect="1"/>
+            </wp:cNvGraphicFramePr>
+            <a:graphic xmlns:a="http://schemas.openxmlformats.org/drawingml/2006/main">
+              <a:graphicData uri="http://schemas.openxmlformats.org/drawingml/2006/picture">
+                <pic:pic xmlns:pic="http://schemas.openxmlformats.org/drawingml/2006/picture">
+                  <pic:nvPicPr>
+                    <pic:cNvPr id="1" name=""/>
+                    <pic:cNvPicPr/>
+                  </pic:nvPicPr>
+                  <pic:blipFill>
+                    <a:blip r:embed="rId14"/>
+                    <a:stretch>
+                      <a:fillRect/>
+                    </a:stretch>
+                  </pic:blipFill>
+                  <pic:spPr>
+                    <a:xfrm>
+                      <a:off x="0" y="0"/>
+                      <a:ext cx="4685126" cy="1067933"/>
+                    </a:xfrm>
+                    <a:prstGeom prst="rect">
+                      <a:avLst/>
+                    </a:prstGeom>
+                  </pic:spPr>
+                </pic:pic>
+              </a:graphicData>
+            </a:graphic>
+          </wp:inline>
+        </w:drawing>
+      </w:r>
+    </w:p>
+    <w:p>
+      <w:pPr>
+        <w:jc w:val="center"/>
+        <w:rPr>
+          <w:b/>
+        </w:rPr>
+      </w:pPr>
+      <w:r>
+        <w:rPr>
+          <w:b/>
+        </w:rPr>
+        <w:drawing>
+          <wp:inline distT="0" distB="0" distL="0" distR="0" wp14:anchorId="11790996" wp14:editId="7B401B28">
+            <wp:extent cx="2803219" cy="1753738"/>
+            <wp:effectExtent l="0" t="0" r="0" b="0"/>
+            <wp:docPr id="11" name="Picture 11"/>
+            <wp:cNvGraphicFramePr>
+              <a:graphicFrameLocks xmlns:a="http://schemas.openxmlformats.org/drawingml/2006/main" noChangeAspect="1"/>
+            </wp:cNvGraphicFramePr>
+            <a:graphic xmlns:a="http://schemas.openxmlformats.org/drawingml/2006/main">
+              <a:graphicData uri="http://schemas.openxmlformats.org/drawingml/2006/picture">
+                <pic:pic xmlns:pic="http://schemas.openxmlformats.org/drawingml/2006/picture">
+                  <pic:nvPicPr>
+                    <pic:cNvPr id="1" name=""/>
+                    <pic:cNvPicPr/>
+                  </pic:nvPicPr>
+                  <pic:blipFill>
+                    <a:blip r:embed="rId15"/>
+                    <a:stretch>
+                      <a:fillRect/>
+                    </a:stretch>
+                  </pic:blipFill>
+                  <pic:spPr>
+                    <a:xfrm>
+                      <a:off x="0" y="0"/>
+                      <a:ext cx="2833217" cy="1772505"/>
+                    </a:xfrm>
+                    <a:prstGeom prst="rect">
+                      <a:avLst/>
+                    </a:prstGeom>
+                  </pic:spPr>
+                </pic:pic>
+              </a:graphicData>
+            </a:graphic>
+          </wp:inline>
+        </w:drawing>
+      </w:r>
+    </w:p>
+    <w:p>
+      <w:r>
+        <w:t xml:space="preserve">Chương trình sử dụng </w:t>
+      </w:r>
+      <w:proofErr w:type="gramStart"/>
+      <w:r>
+        <w:t>dup(</w:t>
+      </w:r>
+      <w:proofErr w:type="gramEnd"/>
+      <w:r>
+        <w:t>) để nhân bản file ghi</w:t>
+      </w:r>
+      <w:r>
+        <w:t xml:space="preserve"> vào thời điểm đã xóa stdout fd 1 nên file nhân bản được tạ</w:t>
+      </w:r>
+      <w:r>
+        <w:t>o</w:t>
+      </w:r>
+      <w:r>
+        <w:t xml:space="preserve"> ra sẽ là fd 1</w:t>
+      </w:r>
+      <w:r>
+        <w:t>.</w:t>
+      </w:r>
+    </w:p>
+    <w:p/>
+    <w:p>
+      <w:r>
+        <w:lastRenderedPageBreak/>
+        <w:drawing>
+          <wp:inline distT="0" distB="0" distL="0" distR="0" wp14:anchorId="75D1D71B" wp14:editId="75F43022">
+            <wp:extent cx="5199797" cy="3435977"/>
+            <wp:effectExtent l="0" t="0" r="1270" b="0"/>
+            <wp:docPr id="12" name="Picture 12"/>
+            <wp:cNvGraphicFramePr>
+              <a:graphicFrameLocks xmlns:a="http://schemas.openxmlformats.org/drawingml/2006/main" noChangeAspect="1"/>
+            </wp:cNvGraphicFramePr>
+            <a:graphic xmlns:a="http://schemas.openxmlformats.org/drawingml/2006/main">
+              <a:graphicData uri="http://schemas.openxmlformats.org/drawingml/2006/picture">
+                <pic:pic xmlns:pic="http://schemas.openxmlformats.org/drawingml/2006/picture">
+                  <pic:nvPicPr>
+                    <pic:cNvPr id="1" name=""/>
+                    <pic:cNvPicPr/>
+                  </pic:nvPicPr>
+                  <pic:blipFill>
+                    <a:blip r:embed="rId16"/>
+                    <a:stretch>
+                      <a:fillRect/>
+                    </a:stretch>
+                  </pic:blipFill>
+                  <pic:spPr>
+                    <a:xfrm>
+                      <a:off x="0" y="0"/>
+                      <a:ext cx="5220838" cy="3449881"/>
+                    </a:xfrm>
+                    <a:prstGeom prst="rect">
+                      <a:avLst/>
+                    </a:prstGeom>
+                  </pic:spPr>
+                </pic:pic>
+              </a:graphicData>
+            </a:graphic>
+          </wp:inline>
+        </w:drawing>
+      </w:r>
+    </w:p>
+    <w:p>
+      <w:pPr>
+        <w:pStyle w:val="ListParagraph"/>
+        <w:numPr>
+          <w:ilvl w:val="0"/>
+          <w:numId w:val="1"/>
+        </w:numPr>
+        <w:rPr>
+          <w:rStyle w:val="fontstyle21"/>
+          <w:rFonts w:asciiTheme="minorHAnsi" w:hAnsiTheme="minorHAnsi"/>
+          <w:b w:val="0"/>
+          <w:bCs w:val="0"/>
+          <w:color w:val="auto"/>
+          <w:sz w:val="32"/>
+          <w:szCs w:val="32"/>
+        </w:rPr>
+      </w:pPr>
+      <w:r>
+        <w:rPr>
+          <w:rStyle w:val="fontstyle01"/>
+          <w:sz w:val="32"/>
+          <w:szCs w:val="32"/>
+        </w:rPr>
+        <w:t xml:space="preserve">Talking to a Shell Command via a Pipe: </w:t>
+      </w:r>
+      <w:r>
+        <w:rPr>
+          <w:rStyle w:val="fontstyle21"/>
+          <w:sz w:val="32"/>
+          <w:szCs w:val="32"/>
+        </w:rPr>
+        <w:t>popen()</w:t>
+      </w:r>
+    </w:p>
+    <w:p>
+      <w:pPr>
+        <w:rPr>
+          <w:sz w:val="32"/>
+          <w:szCs w:val="32"/>
+        </w:rPr>
+      </w:pPr>
+      <w:r>
+        <w:rPr>
+          <w:sz w:val="32"/>
+          <w:szCs w:val="32"/>
+        </w:rPr>
+        <w:t>Sử dụng stdio.h</w:t>
+      </w:r>
+    </w:p>
+    <w:p>
+      <w:r>
+        <w:drawing>
+          <wp:inline distT="0" distB="0" distL="0" distR="0" wp14:anchorId="1B80F507" wp14:editId="4A56037B">
+            <wp:extent cx="5027408" cy="1317009"/>
+            <wp:effectExtent l="0" t="0" r="1905" b="0"/>
+            <wp:docPr id="13" name="Picture 13"/>
+            <wp:cNvGraphicFramePr>
+              <a:graphicFrameLocks xmlns:a="http://schemas.openxmlformats.org/drawingml/2006/main" noChangeAspect="1"/>
+            </wp:cNvGraphicFramePr>
+            <a:graphic xmlns:a="http://schemas.openxmlformats.org/drawingml/2006/main">
+              <a:graphicData uri="http://schemas.openxmlformats.org/drawingml/2006/picture">
+                <pic:pic xmlns:pic="http://schemas.openxmlformats.org/drawingml/2006/picture">
+                  <pic:nvPicPr>
+                    <pic:cNvPr id="1" name=""/>
+                    <pic:cNvPicPr/>
+                  </pic:nvPicPr>
+                  <pic:blipFill>
+                    <a:blip r:embed="rId17"/>
+                    <a:stretch>
+                      <a:fillRect/>
+                    </a:stretch>
+                  </pic:blipFill>
+                  <pic:spPr>
+                    <a:xfrm>
+                      <a:off x="0" y="0"/>
+                      <a:ext cx="5041356" cy="1320663"/>
+                    </a:xfrm>
+                    <a:prstGeom prst="rect">
+                      <a:avLst/>
+                    </a:prstGeom>
+                  </pic:spPr>
+                </pic:pic>
+              </a:graphicData>
+            </a:graphic>
+          </wp:inline>
+        </w:drawing>
+      </w:r>
+    </w:p>
+    <w:p>
+      <w:r>
+        <w:t xml:space="preserve">Hàm </w:t>
+      </w:r>
+      <w:proofErr w:type="gramStart"/>
+      <w:r>
+        <w:rPr>
+          <w:rStyle w:val="HTMLCode"/>
+          <w:rFonts w:eastAsiaTheme="minorHAnsi"/>
+        </w:rPr>
+        <w:t>popen(</w:t>
+      </w:r>
+      <w:proofErr w:type="gramEnd"/>
+      <w:r>
+        <w:rPr>
+          <w:rStyle w:val="HTMLCode"/>
+          <w:rFonts w:eastAsiaTheme="minorHAnsi"/>
+        </w:rPr>
+        <w:t>)</w:t>
+      </w:r>
+      <w:r>
+        <w:t xml:space="preserve"> tạo một </w:t>
+      </w:r>
+      <w:r>
+        <w:rPr>
+          <w:rStyle w:val="Strong"/>
+        </w:rPr>
+        <w:t>pipe</w:t>
+      </w:r>
+      <w:r>
+        <w:t>, sau đó tạo (</w:t>
+      </w:r>
+      <w:r>
+        <w:rPr>
+          <w:rStyle w:val="Strong"/>
+        </w:rPr>
+        <w:t>fork</w:t>
+      </w:r>
+      <w:r>
+        <w:t>) một tiến trình con thực hiện (</w:t>
+      </w:r>
+      <w:r>
+        <w:rPr>
+          <w:rStyle w:val="Strong"/>
+        </w:rPr>
+        <w:t>exec</w:t>
+      </w:r>
+      <w:r>
+        <w:t xml:space="preserve">) một </w:t>
+      </w:r>
+      <w:r>
+        <w:rPr>
+          <w:rStyle w:val="Strong"/>
+        </w:rPr>
+        <w:t>shell</w:t>
+      </w:r>
+      <w:r>
+        <w:t xml:space="preserve">, và shell này lại tạo thêm một tiến trình con để thực thi chuỗi lệnh được truyền trong đối số </w:t>
+      </w:r>
+      <w:r>
+        <w:rPr>
+          <w:rStyle w:val="HTMLCode"/>
+          <w:rFonts w:eastAsiaTheme="minorHAnsi"/>
+        </w:rPr>
+        <w:t>command</w:t>
+      </w:r>
+      <w:r>
+        <w:t>.</w:t>
+      </w:r>
+      <w:r>
+        <w:t xml:space="preserve"> </w:t>
+      </w:r>
+      <w:proofErr w:type="gramStart"/>
+      <w:r>
+        <w:rPr>
+          <w:rStyle w:val="HTMLCode"/>
+          <w:rFonts w:eastAsiaTheme="minorHAnsi"/>
+        </w:rPr>
+        <w:t>mode</w:t>
+      </w:r>
+      <w:proofErr w:type="gramEnd"/>
+      <w:r>
+        <w:t xml:space="preserve"> là một chuỗi xác định</w:t>
+      </w:r>
+      <w:r>
+        <w:t xml:space="preserve"> tiến trình sẽ đọc hay ghi.</w:t>
+      </w:r>
+    </w:p>
+    <w:p>
+      <w:r>
+        <w:drawing>
+          <wp:inline distT="0" distB="0" distL="0" distR="0" wp14:anchorId="54FB67CD" wp14:editId="1595DB6A">
+            <wp:extent cx="4769893" cy="1563465"/>
+            <wp:effectExtent l="0" t="0" r="0" b="0"/>
+            <wp:docPr id="14" name="Picture 14"/>
+            <wp:cNvGraphicFramePr>
+              <a:graphicFrameLocks xmlns:a="http://schemas.openxmlformats.org/drawingml/2006/main" noChangeAspect="1"/>
+            </wp:cNvGraphicFramePr>
+            <a:graphic xmlns:a="http://schemas.openxmlformats.org/drawingml/2006/main">
+              <a:graphicData uri="http://schemas.openxmlformats.org/drawingml/2006/picture">
+                <pic:pic xmlns:pic="http://schemas.openxmlformats.org/drawingml/2006/picture">
+                  <pic:nvPicPr>
+                    <pic:cNvPr id="1" name=""/>
+                    <pic:cNvPicPr/>
+                  </pic:nvPicPr>
+                  <pic:blipFill>
+                    <a:blip r:embed="rId18"/>
+                    <a:stretch>
+                      <a:fillRect/>
+                    </a:stretch>
+                  </pic:blipFill>
+                  <pic:spPr>
+                    <a:xfrm>
+                      <a:off x="0" y="0"/>
+                      <a:ext cx="4783141" cy="1567807"/>
+                    </a:xfrm>
+                    <a:prstGeom prst="rect">
+                      <a:avLst/>
+                    </a:prstGeom>
+                  </pic:spPr>
+                </pic:pic>
+              </a:graphicData>
+            </a:graphic>
+          </wp:inline>
+        </w:drawing>
+      </w:r>
+    </w:p>
+    <w:p/>
+    <w:p>
+      <w:pPr>
+        <w:pStyle w:val="ListParagraph"/>
+        <w:numPr>
+          <w:ilvl w:val="0"/>
+          <w:numId w:val="1"/>
+        </w:numPr>
+        <w:rPr>
+          <w:b/>
+          <w:sz w:val="32"/>
+          <w:szCs w:val="32"/>
+        </w:rPr>
+      </w:pPr>
+      <w:r>
+        <w:rPr>
+          <w:b/>
+          <w:sz w:val="32"/>
+          <w:szCs w:val="32"/>
+        </w:rPr>
+        <w:lastRenderedPageBreak/>
+        <w:t>Pipe và bộ đệm stdio</w:t>
+      </w:r>
+      <w:r>
+        <w:rPr>
+          <w:b/>
+          <w:sz w:val="32"/>
+          <w:szCs w:val="32"/>
+        </w:rPr>
+        <w:t>:</w:t>
+      </w:r>
+    </w:p>
+    <w:p>
+      <w:pPr>
+        <w:pStyle w:val="ListParagraph"/>
+      </w:pPr>
+      <w:r>
+        <w:t xml:space="preserve">Vì con trỏ </w:t>
+      </w:r>
+      <w:r>
+        <w:rPr>
+          <w:rStyle w:val="zlae0wtextbase"/>
+        </w:rPr>
+        <w:t>file stream</w:t>
+      </w:r>
+      <w:r>
+        <w:t xml:space="preserve"> được trả về bởi lời gọi </w:t>
+      </w:r>
+      <w:proofErr w:type="gramStart"/>
+      <w:r>
+        <w:rPr>
+          <w:rStyle w:val="zlae0wtextbase"/>
+        </w:rPr>
+        <w:t>popen(</w:t>
+      </w:r>
+      <w:proofErr w:type="gramEnd"/>
+      <w:r>
+        <w:rPr>
+          <w:rStyle w:val="zlae0wtextbase"/>
+        </w:rPr>
+        <w:t>)</w:t>
+      </w:r>
+      <w:r>
+        <w:t xml:space="preserve"> không tham chiếu tới một terminal, nên thư viện </w:t>
+      </w:r>
+      <w:r>
+        <w:rPr>
+          <w:rStyle w:val="zlae0wtextbase"/>
+        </w:rPr>
+        <w:t>stdio</w:t>
+      </w:r>
+      <w:r>
+        <w:t xml:space="preserve"> sẽ áp dụng </w:t>
+      </w:r>
+      <w:r>
+        <w:rPr>
+          <w:rStyle w:val="zlae0wtextbase"/>
+          <w:b/>
+        </w:rPr>
+        <w:t>block buffering</w:t>
+      </w:r>
+      <w:r>
+        <w:t xml:space="preserve"> cho stream này</w:t>
+      </w:r>
+      <w:r>
+        <w:t xml:space="preserve">. Mặc định dữ liệu đầu ra của việc ghi chỉ được gửi sang tiến trình con ở đầu kia của pipe khi bộ đêm stdio đã đầy hoặc </w:t>
+      </w:r>
+      <w:proofErr w:type="gramStart"/>
+      <w:r>
+        <w:t>pclose(</w:t>
+      </w:r>
+      <w:proofErr w:type="gramEnd"/>
+      <w:r>
+        <w:t>).</w:t>
+      </w:r>
+    </w:p>
+    <w:p>
+      <w:pPr>
+        <w:pStyle w:val="ListParagraph"/>
+      </w:pPr>
+    </w:p>
+    <w:p>
+      <w:pPr>
+        <w:pStyle w:val="ListParagraph"/>
+      </w:pPr>
+      <w:r>
+        <w:t>N</w:t>
+      </w:r>
+      <w:r>
+        <w:t xml:space="preserve">ếu cần đảm bảo tiến trình con nhận dữ liệu </w:t>
+      </w:r>
+      <w:r>
+        <w:rPr>
+          <w:rStyle w:val="zlae0wtextbase"/>
+        </w:rPr>
+        <w:t>ngay lập tức</w:t>
+      </w:r>
+      <w:r>
+        <w:t xml:space="preserve"> qua pipe</w:t>
+      </w:r>
+      <w:r>
+        <w:t xml:space="preserve"> </w:t>
+      </w:r>
+      <w:r>
+        <w:t xml:space="preserve">gọi </w:t>
+      </w:r>
+      <w:proofErr w:type="gramStart"/>
+      <w:r>
+        <w:rPr>
+          <w:rStyle w:val="zlae0wtextbase"/>
+        </w:rPr>
+        <w:t>fflush(</w:t>
+      </w:r>
+      <w:proofErr w:type="gramEnd"/>
+      <w:r>
+        <w:rPr>
+          <w:rStyle w:val="zlae0wtextbase"/>
+        </w:rPr>
+        <w:t>)</w:t>
+      </w:r>
+      <w:r>
+        <w:t xml:space="preserve"> định kỳ</w:t>
+      </w:r>
+      <w:r>
+        <w:t xml:space="preserve"> hoặc tắt bộ đệm </w:t>
+      </w:r>
+      <w:r>
+        <w:t xml:space="preserve">bằng </w:t>
+      </w:r>
+      <w:r>
+        <w:rPr>
+          <w:rStyle w:val="zlae0wtextbase"/>
+        </w:rPr>
+        <w:t>setbuf(fp, NULL)</w:t>
+      </w:r>
+      <w:r>
+        <w:t>.</w:t>
+      </w:r>
+    </w:p>
+    <w:p>
+      <w:pPr>
+        <w:pStyle w:val="ListParagraph"/>
+      </w:pPr>
+    </w:p>
+    <w:p>
+      <w:pPr>
+        <w:pStyle w:val="ListParagraph"/>
+        <w:numPr>
+          <w:ilvl w:val="0"/>
+          <w:numId w:val="1"/>
+        </w:numPr>
+        <w:rPr>
+          <w:b/>
+          <w:sz w:val="32"/>
+          <w:szCs w:val="32"/>
+        </w:rPr>
+      </w:pPr>
+      <w:r>
+        <w:rPr>
+          <w:b/>
+          <w:sz w:val="32"/>
+          <w:szCs w:val="32"/>
+        </w:rPr>
+        <w:t>FIFO:</w:t>
+      </w:r>
+    </w:p>
+    <w:p>
+      <w:r>
+        <w:rPr>
+          <w:rStyle w:val="Strong"/>
+        </w:rPr>
+        <w:t>FIFO</w:t>
+      </w:r>
+      <w:r>
+        <w:t xml:space="preserve"> tương tự như một </w:t>
+      </w:r>
+      <w:r>
+        <w:rPr>
+          <w:rStyle w:val="Strong"/>
+        </w:rPr>
+        <w:t>pipe</w:t>
+      </w:r>
+      <w:r>
+        <w:t xml:space="preserve">. Điểm khác biệt chính là </w:t>
+      </w:r>
+      <w:r>
+        <w:rPr>
+          <w:rStyle w:val="Strong"/>
+        </w:rPr>
+        <w:t>FIFO có một tên trong hệ thống tệp (file system)</w:t>
+      </w:r>
+      <w:r>
+        <w:t xml:space="preserve"> và được mở </w:t>
+      </w:r>
+      <w:proofErr w:type="gramStart"/>
+      <w:r>
+        <w:t>theo</w:t>
+      </w:r>
+      <w:proofErr w:type="gramEnd"/>
+      <w:r>
+        <w:t xml:space="preserve"> cùng cách như một tệp thông thường</w:t>
+      </w:r>
+      <w:r>
+        <w:t xml:space="preserve">, điều này cho phép giao tiếp giữa các tiến trình khoong có quan hệ với nhau. </w:t>
+      </w:r>
+      <w:r>
+        <w:t xml:space="preserve">Sau khi một FIFO được mở, ta sử dụng các lời gọi hệ thống I/O giống hệt như với pipe và các tệp khác (tức là </w:t>
+      </w:r>
+      <w:proofErr w:type="gramStart"/>
+      <w:r>
+        <w:rPr>
+          <w:rStyle w:val="HTMLCode"/>
+          <w:rFonts w:eastAsiaTheme="minorHAnsi"/>
+        </w:rPr>
+        <w:t>read(</w:t>
+      </w:r>
+      <w:proofErr w:type="gramEnd"/>
+      <w:r>
+        <w:rPr>
+          <w:rStyle w:val="HTMLCode"/>
+          <w:rFonts w:eastAsiaTheme="minorHAnsi"/>
+        </w:rPr>
+        <w:t>)</w:t>
       </w:r>
       <w:r>
         <w:t xml:space="preserve">, </w:t>
       </w:r>
       <w:r>
-        <w:t>sao cho đầu ra chuẩn (</w:t>
-      </w:r>
-      <w:r>
-        <w:rPr>
-          <w:rStyle w:val="Strong"/>
-        </w:rPr>
-        <w:t>standard output</w:t>
-      </w:r>
-      <w:r>
-        <w:t>) của chương trình thứ nhất được đưa vào pipe, còn đầu vào chuẩn (</w:t>
-      </w:r>
-      <w:r>
-        <w:rPr>
-          <w:rStyle w:val="Strong"/>
-        </w:rPr>
-        <w:t>standard input</w:t>
-      </w:r>
-      <w:r>
-        <w:t xml:space="preserve">) của chương trình thứ hai được lấy từ pipe? Và đặc biệt, làm thế nào để thực hiện điều này mà </w:t>
-      </w:r>
-      <w:r>
-        <w:rPr>
-          <w:rStyle w:val="Strong"/>
-        </w:rPr>
-        <w:t>không cần sửa đổi mã nguồn của chính các bộ lọc đó</w:t>
-      </w:r>
-      <w:r>
-        <w:t>?</w:t>
-      </w:r>
+        <w:rPr>
+          <w:rStyle w:val="HTMLCode"/>
+          <w:rFonts w:eastAsiaTheme="minorHAnsi"/>
+        </w:rPr>
+        <w:t>write()</w:t>
+      </w:r>
+      <w:r>
+        <w:t xml:space="preserve"> và </w:t>
+      </w:r>
+      <w:r>
+        <w:rPr>
+          <w:rStyle w:val="HTMLCode"/>
+          <w:rFonts w:eastAsiaTheme="minorHAnsi"/>
+        </w:rPr>
+        <w:t>close()</w:t>
+      </w:r>
+      <w:r>
+        <w:t>)</w:t>
+      </w:r>
+    </w:p>
+    <w:p>
+      <w:r>
+        <w:t xml:space="preserve">Có thể tạo FIFO bằng shell: </w:t>
+      </w:r>
+    </w:p>
+    <w:p>
+      <w:pPr>
+        <w:jc w:val="center"/>
+        <w:rPr>
+          <w:b/>
+        </w:rPr>
+      </w:pPr>
+      <w:r>
+        <w:rPr>
+          <w:b/>
+        </w:rPr>
+        <w:drawing>
+          <wp:inline distT="0" distB="0" distL="0" distR="0" wp14:anchorId="04DDE07A" wp14:editId="51293CED">
+            <wp:extent cx="2579427" cy="456413"/>
+            <wp:effectExtent l="0" t="0" r="0" b="1270"/>
+            <wp:docPr id="15" name="Picture 15"/>
+            <wp:cNvGraphicFramePr>
+              <a:graphicFrameLocks xmlns:a="http://schemas.openxmlformats.org/drawingml/2006/main" noChangeAspect="1"/>
+            </wp:cNvGraphicFramePr>
+            <a:graphic xmlns:a="http://schemas.openxmlformats.org/drawingml/2006/main">
+              <a:graphicData uri="http://schemas.openxmlformats.org/drawingml/2006/picture">
+                <pic:pic xmlns:pic="http://schemas.openxmlformats.org/drawingml/2006/picture">
+                  <pic:nvPicPr>
+                    <pic:cNvPr id="1" name=""/>
+                    <pic:cNvPicPr/>
+                  </pic:nvPicPr>
+                  <pic:blipFill>
+                    <a:blip r:embed="rId19"/>
+                    <a:stretch>
+                      <a:fillRect/>
+                    </a:stretch>
+                  </pic:blipFill>
+                  <pic:spPr>
+                    <a:xfrm>
+                      <a:off x="0" y="0"/>
+                      <a:ext cx="2685511" cy="475184"/>
+                    </a:xfrm>
+                    <a:prstGeom prst="rect">
+                      <a:avLst/>
+                    </a:prstGeom>
+                  </pic:spPr>
+                </pic:pic>
+              </a:graphicData>
+            </a:graphic>
+          </wp:inline>
+        </w:drawing>
+      </w:r>
+    </w:p>
+    <w:p>
+      <w:pPr>
+        <w:spacing w:after="0" w:line="240" w:lineRule="auto"/>
+        <w:rPr>
+          <w:rFonts w:ascii="Times New Roman" w:eastAsia="Times New Roman" w:hAnsi="Times New Roman" w:cs="Times New Roman"/>
+          <w:sz w:val="24"/>
+          <w:szCs w:val="24"/>
+        </w:rPr>
+      </w:pPr>
+      <w:proofErr w:type="gramStart"/>
+      <w:r>
+        <w:rPr>
+          <w:rFonts w:ascii="Times New Roman" w:eastAsia="Times New Roman" w:hAnsi="Symbol" w:cs="Times New Roman"/>
+          <w:sz w:val="24"/>
+          <w:szCs w:val="24"/>
+        </w:rPr>
+        <w:t></w:t>
+      </w:r>
+      <w:r>
+        <w:rPr>
+          <w:rFonts w:ascii="Times New Roman" w:eastAsia="Times New Roman" w:hAnsi="Times New Roman" w:cs="Times New Roman"/>
+          <w:sz w:val="24"/>
+          <w:szCs w:val="24"/>
+        </w:rPr>
+        <w:t xml:space="preserve">  </w:t>
+      </w:r>
+      <w:r>
+        <w:rPr>
+          <w:rFonts w:ascii="Courier New" w:eastAsia="Times New Roman" w:hAnsi="Courier New" w:cs="Courier New"/>
+          <w:sz w:val="20"/>
+          <w:szCs w:val="20"/>
+        </w:rPr>
+        <w:t>pathname</w:t>
+      </w:r>
+      <w:proofErr w:type="gramEnd"/>
+      <w:r>
+        <w:rPr>
+          <w:rFonts w:ascii="Times New Roman" w:eastAsia="Times New Roman" w:hAnsi="Times New Roman" w:cs="Times New Roman"/>
+          <w:sz w:val="24"/>
+          <w:szCs w:val="24"/>
+        </w:rPr>
+        <w:t xml:space="preserve"> là tên của FIFO cần tạo. </w:t>
+      </w:r>
+    </w:p>
+    <w:p>
+      <w:pPr>
+        <w:rPr>
+          <w:rFonts w:ascii="Times New Roman" w:eastAsia="Times New Roman" w:hAnsi="Times New Roman" w:cs="Times New Roman"/>
+          <w:sz w:val="24"/>
+          <w:szCs w:val="24"/>
+        </w:rPr>
+      </w:pPr>
+      <w:proofErr w:type="gramStart"/>
+      <w:r>
+        <w:rPr>
+          <w:rFonts w:ascii="Times New Roman" w:eastAsia="Times New Roman" w:hAnsi="Symbol" w:cs="Times New Roman"/>
+          <w:sz w:val="24"/>
+          <w:szCs w:val="24"/>
+        </w:rPr>
+        <w:t></w:t>
+      </w:r>
+      <w:r>
+        <w:rPr>
+          <w:rFonts w:ascii="Times New Roman" w:eastAsia="Times New Roman" w:hAnsi="Times New Roman" w:cs="Times New Roman"/>
+          <w:sz w:val="24"/>
+          <w:szCs w:val="24"/>
+        </w:rPr>
+        <w:t xml:space="preserve">  Tùy</w:t>
+      </w:r>
+      <w:proofErr w:type="gramEnd"/>
+      <w:r>
+        <w:rPr>
+          <w:rFonts w:ascii="Times New Roman" w:eastAsia="Times New Roman" w:hAnsi="Times New Roman" w:cs="Times New Roman"/>
+          <w:sz w:val="24"/>
+          <w:szCs w:val="24"/>
+        </w:rPr>
+        <w:t xml:space="preserve"> chọn </w:t>
+      </w:r>
+      <w:r>
+        <w:rPr>
+          <w:rFonts w:ascii="Courier New" w:eastAsia="Times New Roman" w:hAnsi="Courier New" w:cs="Courier New"/>
+          <w:sz w:val="20"/>
+          <w:szCs w:val="20"/>
+        </w:rPr>
+        <w:t>-m</w:t>
+      </w:r>
+      <w:r>
+        <w:rPr>
+          <w:rFonts w:ascii="Times New Roman" w:eastAsia="Times New Roman" w:hAnsi="Times New Roman" w:cs="Times New Roman"/>
+          <w:sz w:val="24"/>
+          <w:szCs w:val="24"/>
+        </w:rPr>
+        <w:t xml:space="preserve"> được dùng để chỉ định quyền truy cập (permission mode), giống như đối với lệnh </w:t>
+      </w:r>
+      <w:r>
+        <w:rPr>
+          <w:rFonts w:ascii="Courier New" w:eastAsia="Times New Roman" w:hAnsi="Courier New" w:cs="Courier New"/>
+          <w:sz w:val="20"/>
+          <w:szCs w:val="20"/>
+        </w:rPr>
+        <w:t>chmod</w:t>
+      </w:r>
+      <w:r>
+        <w:rPr>
+          <w:rFonts w:ascii="Times New Roman" w:eastAsia="Times New Roman" w:hAnsi="Times New Roman" w:cs="Times New Roman"/>
+          <w:sz w:val="24"/>
+          <w:szCs w:val="24"/>
+        </w:rPr>
+        <w:t>.</w:t>
+      </w:r>
+    </w:p>
+    <w:p>
+      <w:pPr>
+        <w:rPr>
+          <w:rFonts w:ascii="Times New Roman" w:eastAsia="Times New Roman" w:hAnsi="Times New Roman" w:cs="Times New Roman"/>
+          <w:sz w:val="24"/>
+          <w:szCs w:val="24"/>
+        </w:rPr>
+      </w:pPr>
+    </w:p>
+    <w:p>
+      <w:pPr>
+        <w:jc w:val="center"/>
+        <w:rPr>
+          <w:b/>
+        </w:rPr>
+      </w:pPr>
+      <w:r>
+        <w:rPr>
+          <w:b/>
+        </w:rPr>
+        <w:drawing>
+          <wp:inline distT="0" distB="0" distL="0" distR="0" wp14:anchorId="3462981F" wp14:editId="365A4DEE">
+            <wp:extent cx="5063319" cy="1012664"/>
+            <wp:effectExtent l="0" t="0" r="4445" b="0"/>
+            <wp:docPr id="16" name="Picture 16"/>
+            <wp:cNvGraphicFramePr>
+              <a:graphicFrameLocks xmlns:a="http://schemas.openxmlformats.org/drawingml/2006/main" noChangeAspect="1"/>
+            </wp:cNvGraphicFramePr>
+            <a:graphic xmlns:a="http://schemas.openxmlformats.org/drawingml/2006/main">
+              <a:graphicData uri="http://schemas.openxmlformats.org/drawingml/2006/picture">
+                <pic:pic xmlns:pic="http://schemas.openxmlformats.org/drawingml/2006/picture">
+                  <pic:nvPicPr>
+                    <pic:cNvPr id="1" name=""/>
+                    <pic:cNvPicPr/>
+                  </pic:nvPicPr>
+                  <pic:blipFill>
+                    <a:blip r:embed="rId20"/>
+                    <a:stretch>
+                      <a:fillRect/>
+                    </a:stretch>
+                  </pic:blipFill>
+                  <pic:spPr>
+                    <a:xfrm>
+                      <a:off x="0" y="0"/>
+                      <a:ext cx="5076885" cy="1015377"/>
+                    </a:xfrm>
+                    <a:prstGeom prst="rect">
+                      <a:avLst/>
+                    </a:prstGeom>
+                  </pic:spPr>
+                </pic:pic>
+              </a:graphicData>
+            </a:graphic>
+          </wp:inline>
+        </w:drawing>
+      </w:r>
+    </w:p>
+    <w:p>
+      <w:r>
+        <w:t xml:space="preserve">Hàm </w:t>
+      </w:r>
+      <w:proofErr w:type="gramStart"/>
+      <w:r>
+        <w:rPr>
+          <w:rStyle w:val="HTMLCode"/>
+          <w:rFonts w:eastAsiaTheme="minorHAnsi"/>
+        </w:rPr>
+        <w:t>mkfifo(</w:t>
+      </w:r>
+      <w:proofErr w:type="gramEnd"/>
+      <w:r>
+        <w:rPr>
+          <w:rStyle w:val="HTMLCode"/>
+          <w:rFonts w:eastAsiaTheme="minorHAnsi"/>
+        </w:rPr>
+        <w:t>)</w:t>
+      </w:r>
+      <w:r>
+        <w:t xml:space="preserve"> tạo một FIFO mới với đường dẫn được chỉ định.</w:t>
+      </w:r>
+      <w:r>
+        <w:t xml:space="preserve"> Với các mode như bảng dưới:</w:t>
+      </w:r>
+    </w:p>
+    <w:p>
+      <w:pPr>
+        <w:jc w:val="center"/>
+        <w:rPr>
+          <w:b/>
+        </w:rPr>
+      </w:pPr>
+      <w:r>
+        <w:rPr>
+          <w:b/>
+        </w:rPr>
+        <w:lastRenderedPageBreak/>
+        <w:drawing>
+          <wp:inline distT="0" distB="0" distL="0" distR="0" wp14:anchorId="30772D4F" wp14:editId="453353E2">
+            <wp:extent cx="2538484" cy="2617045"/>
+            <wp:effectExtent l="0" t="0" r="0" b="0"/>
+            <wp:docPr id="17" name="Picture 17"/>
+            <wp:cNvGraphicFramePr>
+              <a:graphicFrameLocks xmlns:a="http://schemas.openxmlformats.org/drawingml/2006/main" noChangeAspect="1"/>
+            </wp:cNvGraphicFramePr>
+            <a:graphic xmlns:a="http://schemas.openxmlformats.org/drawingml/2006/main">
+              <a:graphicData uri="http://schemas.openxmlformats.org/drawingml/2006/picture">
+                <pic:pic xmlns:pic="http://schemas.openxmlformats.org/drawingml/2006/picture">
+                  <pic:nvPicPr>
+                    <pic:cNvPr id="1" name=""/>
+                    <pic:cNvPicPr/>
+                  </pic:nvPicPr>
+                  <pic:blipFill>
+                    <a:blip r:embed="rId21"/>
+                    <a:stretch>
+                      <a:fillRect/>
+                    </a:stretch>
+                  </pic:blipFill>
+                  <pic:spPr>
+                    <a:xfrm>
+                      <a:off x="0" y="0"/>
+                      <a:ext cx="2562713" cy="2642024"/>
+                    </a:xfrm>
+                    <a:prstGeom prst="rect">
+                      <a:avLst/>
+                    </a:prstGeom>
+                  </pic:spPr>
+                </pic:pic>
+              </a:graphicData>
+            </a:graphic>
+          </wp:inline>
+        </w:drawing>
+      </w:r>
+    </w:p>
+    <w:p>
+      <w:r>
+        <w:t>Sau khi FIFO được tạo, bất kỳ tiến trình nào cũng có thể mở nó, miễn là thỏa mãn các kiểm tra quyền truy cập tệp thông thường</w:t>
+      </w:r>
+      <w:r>
+        <w:t xml:space="preserve">. </w:t>
+      </w:r>
+    </w:p>
+    <w:p>
+      <w:pPr>
+        <w:spacing w:before="100" w:beforeAutospacing="1" w:after="100" w:afterAutospacing="1" w:line="240" w:lineRule="auto"/>
+        <w:rPr>
+          <w:rFonts w:ascii="Times New Roman" w:eastAsia="Times New Roman" w:hAnsi="Times New Roman" w:cs="Times New Roman"/>
+          <w:sz w:val="24"/>
+          <w:szCs w:val="24"/>
+          <w:highlight w:val="yellow"/>
+        </w:rPr>
+      </w:pPr>
+      <w:r>
+        <w:rPr>
+          <w:rFonts w:ascii="Times New Roman" w:eastAsia="Times New Roman" w:hAnsi="Times New Roman" w:cs="Times New Roman"/>
+          <w:sz w:val="24"/>
+          <w:szCs w:val="24"/>
+          <w:highlight w:val="yellow"/>
+        </w:rPr>
+        <w:t>Việc mở một FIFO có ngữ nghĩa hơi khác thường.</w:t>
+      </w:r>
+    </w:p>
+    <w:p>
+      <w:pPr>
+        <w:spacing w:before="100" w:beforeAutospacing="1" w:after="100" w:afterAutospacing="1" w:line="240" w:lineRule="auto"/>
+        <w:rPr>
+          <w:rFonts w:ascii="Times New Roman" w:eastAsia="Times New Roman" w:hAnsi="Times New Roman" w:cs="Times New Roman"/>
+          <w:sz w:val="24"/>
+          <w:szCs w:val="24"/>
+          <w:highlight w:val="yellow"/>
+        </w:rPr>
+      </w:pPr>
+      <w:r>
+        <w:rPr>
+          <w:rFonts w:ascii="Times New Roman" w:eastAsia="Times New Roman" w:hAnsi="Times New Roman" w:cs="Times New Roman"/>
+          <w:sz w:val="24"/>
+          <w:szCs w:val="24"/>
+          <w:highlight w:val="yellow"/>
+        </w:rPr>
+        <w:t>Thông thường, cách sử dụng hợp lý duy nhất của FIFO là có:</w:t>
+      </w:r>
+    </w:p>
+    <w:p>
+      <w:pPr>
+        <w:numPr>
+          <w:ilvl w:val="0"/>
+          <w:numId w:val="4"/>
+        </w:numPr>
+        <w:spacing w:before="100" w:beforeAutospacing="1" w:after="100" w:afterAutospacing="1" w:line="240" w:lineRule="auto"/>
+        <w:rPr>
+          <w:rFonts w:ascii="Times New Roman" w:eastAsia="Times New Roman" w:hAnsi="Times New Roman" w:cs="Times New Roman"/>
+          <w:sz w:val="24"/>
+          <w:szCs w:val="24"/>
+          <w:highlight w:val="yellow"/>
+        </w:rPr>
+      </w:pPr>
+      <w:r>
+        <w:rPr>
+          <w:rFonts w:ascii="Times New Roman" w:eastAsia="Times New Roman" w:hAnsi="Times New Roman" w:cs="Times New Roman"/>
+          <w:sz w:val="24"/>
+          <w:szCs w:val="24"/>
+          <w:highlight w:val="yellow"/>
+        </w:rPr>
+        <w:t xml:space="preserve">một tiến trình đọc ở một đầu; </w:t>
+      </w:r>
+    </w:p>
+    <w:p>
+      <w:pPr>
+        <w:numPr>
+          <w:ilvl w:val="0"/>
+          <w:numId w:val="4"/>
+        </w:numPr>
+        <w:spacing w:before="100" w:beforeAutospacing="1" w:after="100" w:afterAutospacing="1" w:line="240" w:lineRule="auto"/>
+        <w:rPr>
+          <w:rFonts w:ascii="Times New Roman" w:eastAsia="Times New Roman" w:hAnsi="Times New Roman" w:cs="Times New Roman"/>
+          <w:sz w:val="24"/>
+          <w:szCs w:val="24"/>
+          <w:highlight w:val="yellow"/>
+        </w:rPr>
+      </w:pPr>
+      <w:proofErr w:type="gramStart"/>
+      <w:r>
+        <w:rPr>
+          <w:rFonts w:ascii="Times New Roman" w:eastAsia="Times New Roman" w:hAnsi="Times New Roman" w:cs="Times New Roman"/>
+          <w:sz w:val="24"/>
+          <w:szCs w:val="24"/>
+          <w:highlight w:val="yellow"/>
+        </w:rPr>
+        <w:t>và</w:t>
+      </w:r>
+      <w:proofErr w:type="gramEnd"/>
+      <w:r>
+        <w:rPr>
+          <w:rFonts w:ascii="Times New Roman" w:eastAsia="Times New Roman" w:hAnsi="Times New Roman" w:cs="Times New Roman"/>
+          <w:sz w:val="24"/>
+          <w:szCs w:val="24"/>
+          <w:highlight w:val="yellow"/>
+        </w:rPr>
+        <w:t xml:space="preserve"> một tiến trình ghi ở đầu còn lại. </w:t>
+      </w:r>
+    </w:p>
+    <w:p>
+      <w:pPr>
+        <w:spacing w:before="100" w:beforeAutospacing="1" w:after="100" w:afterAutospacing="1" w:line="240" w:lineRule="auto"/>
+        <w:rPr>
+          <w:rFonts w:ascii="Times New Roman" w:eastAsia="Times New Roman" w:hAnsi="Times New Roman" w:cs="Times New Roman"/>
+          <w:sz w:val="24"/>
+          <w:szCs w:val="24"/>
+          <w:highlight w:val="yellow"/>
+        </w:rPr>
+      </w:pPr>
+      <w:r>
+        <w:rPr>
+          <w:rFonts w:ascii="Times New Roman" w:eastAsia="Times New Roman" w:hAnsi="Times New Roman" w:cs="Times New Roman"/>
+          <w:sz w:val="24"/>
+          <w:szCs w:val="24"/>
+          <w:highlight w:val="yellow"/>
+        </w:rPr>
+        <w:t xml:space="preserve">Do đó, </w:t>
+      </w:r>
+      <w:proofErr w:type="gramStart"/>
+      <w:r>
+        <w:rPr>
+          <w:rFonts w:ascii="Times New Roman" w:eastAsia="Times New Roman" w:hAnsi="Times New Roman" w:cs="Times New Roman"/>
+          <w:sz w:val="24"/>
+          <w:szCs w:val="24"/>
+          <w:highlight w:val="yellow"/>
+        </w:rPr>
+        <w:t>theo</w:t>
+      </w:r>
+      <w:proofErr w:type="gramEnd"/>
+      <w:r>
+        <w:rPr>
+          <w:rFonts w:ascii="Times New Roman" w:eastAsia="Times New Roman" w:hAnsi="Times New Roman" w:cs="Times New Roman"/>
+          <w:sz w:val="24"/>
+          <w:szCs w:val="24"/>
+          <w:highlight w:val="yellow"/>
+        </w:rPr>
+        <w:t xml:space="preserve"> mặc định:</w:t>
+      </w:r>
+    </w:p>
+    <w:p>
+      <w:pPr>
+        <w:numPr>
+          <w:ilvl w:val="0"/>
+          <w:numId w:val="5"/>
+        </w:numPr>
+        <w:spacing w:before="100" w:beforeAutospacing="1" w:after="100" w:afterAutospacing="1" w:line="240" w:lineRule="auto"/>
+        <w:rPr>
+          <w:rFonts w:ascii="Times New Roman" w:eastAsia="Times New Roman" w:hAnsi="Times New Roman" w:cs="Times New Roman"/>
+          <w:sz w:val="24"/>
+          <w:szCs w:val="24"/>
+          <w:highlight w:val="yellow"/>
+        </w:rPr>
+      </w:pPr>
+      <w:r>
+        <w:rPr>
+          <w:rFonts w:ascii="Times New Roman" w:eastAsia="Times New Roman" w:hAnsi="Times New Roman" w:cs="Times New Roman"/>
+          <w:sz w:val="24"/>
+          <w:szCs w:val="24"/>
+          <w:highlight w:val="yellow"/>
+        </w:rPr>
+        <w:t xml:space="preserve">mở FIFO để </w:t>
+      </w:r>
+      <w:r>
+        <w:rPr>
+          <w:rFonts w:ascii="Times New Roman" w:eastAsia="Times New Roman" w:hAnsi="Times New Roman" w:cs="Times New Roman"/>
+          <w:b/>
+          <w:bCs/>
+          <w:sz w:val="24"/>
+          <w:szCs w:val="24"/>
+          <w:highlight w:val="yellow"/>
+        </w:rPr>
+        <w:t>đọc</w:t>
+      </w:r>
+      <w:r>
+        <w:rPr>
+          <w:rFonts w:ascii="Times New Roman" w:eastAsia="Times New Roman" w:hAnsi="Times New Roman" w:cs="Times New Roman"/>
+          <w:sz w:val="24"/>
+          <w:szCs w:val="24"/>
+          <w:highlight w:val="yellow"/>
+        </w:rPr>
+        <w:t xml:space="preserve"> (cờ </w:t>
+      </w:r>
+      <w:r>
+        <w:rPr>
+          <w:rFonts w:ascii="Courier New" w:eastAsia="Times New Roman" w:hAnsi="Courier New" w:cs="Courier New"/>
+          <w:sz w:val="20"/>
+          <w:szCs w:val="20"/>
+          <w:highlight w:val="yellow"/>
+        </w:rPr>
+        <w:t>O_RDONLY</w:t>
+      </w:r>
+      <w:r>
+        <w:rPr>
+          <w:rFonts w:ascii="Times New Roman" w:eastAsia="Times New Roman" w:hAnsi="Times New Roman" w:cs="Times New Roman"/>
+          <w:sz w:val="24"/>
+          <w:szCs w:val="24"/>
+          <w:highlight w:val="yellow"/>
+        </w:rPr>
+        <w:t xml:space="preserve"> của </w:t>
+      </w:r>
+      <w:r>
+        <w:rPr>
+          <w:rFonts w:ascii="Courier New" w:eastAsia="Times New Roman" w:hAnsi="Courier New" w:cs="Courier New"/>
+          <w:sz w:val="20"/>
+          <w:szCs w:val="20"/>
+          <w:highlight w:val="yellow"/>
+        </w:rPr>
+        <w:t>open()</w:t>
+      </w:r>
+      <w:r>
+        <w:rPr>
+          <w:rFonts w:ascii="Times New Roman" w:eastAsia="Times New Roman" w:hAnsi="Times New Roman" w:cs="Times New Roman"/>
+          <w:sz w:val="24"/>
+          <w:szCs w:val="24"/>
+          <w:highlight w:val="yellow"/>
+        </w:rPr>
+        <w:t xml:space="preserve">) sẽ </w:t>
+      </w:r>
+      <w:r>
+        <w:rPr>
+          <w:rFonts w:ascii="Times New Roman" w:eastAsia="Times New Roman" w:hAnsi="Times New Roman" w:cs="Times New Roman"/>
+          <w:b/>
+          <w:bCs/>
+          <w:sz w:val="24"/>
+          <w:szCs w:val="24"/>
+          <w:highlight w:val="yellow"/>
+        </w:rPr>
+        <w:t>bị chặn (block)</w:t>
+      </w:r>
+      <w:r>
+        <w:rPr>
+          <w:rFonts w:ascii="Times New Roman" w:eastAsia="Times New Roman" w:hAnsi="Times New Roman" w:cs="Times New Roman"/>
+          <w:sz w:val="24"/>
+          <w:szCs w:val="24"/>
+          <w:highlight w:val="yellow"/>
+        </w:rPr>
+        <w:t xml:space="preserve"> cho đến khi một tiến trình khác mở FIFO để </w:t>
+      </w:r>
+      <w:r>
+        <w:rPr>
+          <w:rFonts w:ascii="Times New Roman" w:eastAsia="Times New Roman" w:hAnsi="Times New Roman" w:cs="Times New Roman"/>
+          <w:b/>
+          <w:bCs/>
+          <w:sz w:val="24"/>
+          <w:szCs w:val="24"/>
+          <w:highlight w:val="yellow"/>
+        </w:rPr>
+        <w:t>ghi</w:t>
+      </w:r>
+      <w:r>
+        <w:rPr>
+          <w:rFonts w:ascii="Times New Roman" w:eastAsia="Times New Roman" w:hAnsi="Times New Roman" w:cs="Times New Roman"/>
+          <w:sz w:val="24"/>
+          <w:szCs w:val="24"/>
+          <w:highlight w:val="yellow"/>
+        </w:rPr>
+        <w:t xml:space="preserve"> (</w:t>
+      </w:r>
+      <w:r>
+        <w:rPr>
+          <w:rFonts w:ascii="Courier New" w:eastAsia="Times New Roman" w:hAnsi="Courier New" w:cs="Courier New"/>
+          <w:sz w:val="20"/>
+          <w:szCs w:val="20"/>
+          <w:highlight w:val="yellow"/>
+        </w:rPr>
+        <w:t>O_WRONLY</w:t>
+      </w:r>
+      <w:r>
+        <w:rPr>
+          <w:rFonts w:ascii="Times New Roman" w:eastAsia="Times New Roman" w:hAnsi="Times New Roman" w:cs="Times New Roman"/>
+          <w:sz w:val="24"/>
+          <w:szCs w:val="24"/>
+          <w:highlight w:val="yellow"/>
+        </w:rPr>
+        <w:t xml:space="preserve">); </w:t>
+      </w:r>
+    </w:p>
+    <w:p>
+      <w:pPr>
+        <w:numPr>
+          <w:ilvl w:val="0"/>
+          <w:numId w:val="5"/>
+        </w:numPr>
+        <w:spacing w:before="100" w:beforeAutospacing="1" w:after="100" w:afterAutospacing="1" w:line="240" w:lineRule="auto"/>
+        <w:rPr>
+          <w:rFonts w:ascii="Times New Roman" w:eastAsia="Times New Roman" w:hAnsi="Times New Roman" w:cs="Times New Roman"/>
+          <w:sz w:val="24"/>
+          <w:szCs w:val="24"/>
+          <w:highlight w:val="yellow"/>
+        </w:rPr>
+      </w:pPr>
+      <w:proofErr w:type="gramStart"/>
+      <w:r>
+        <w:rPr>
+          <w:rFonts w:ascii="Times New Roman" w:eastAsia="Times New Roman" w:hAnsi="Times New Roman" w:cs="Times New Roman"/>
+          <w:sz w:val="24"/>
+          <w:szCs w:val="24"/>
+          <w:highlight w:val="yellow"/>
+        </w:rPr>
+        <w:t>ngược</w:t>
+      </w:r>
+      <w:proofErr w:type="gramEnd"/>
+      <w:r>
+        <w:rPr>
+          <w:rFonts w:ascii="Times New Roman" w:eastAsia="Times New Roman" w:hAnsi="Times New Roman" w:cs="Times New Roman"/>
+          <w:sz w:val="24"/>
+          <w:szCs w:val="24"/>
+          <w:highlight w:val="yellow"/>
+        </w:rPr>
+        <w:t xml:space="preserve"> lại, mở FIFO để </w:t>
+      </w:r>
+      <w:r>
+        <w:rPr>
+          <w:rFonts w:ascii="Times New Roman" w:eastAsia="Times New Roman" w:hAnsi="Times New Roman" w:cs="Times New Roman"/>
+          <w:b/>
+          <w:bCs/>
+          <w:sz w:val="24"/>
+          <w:szCs w:val="24"/>
+          <w:highlight w:val="yellow"/>
+        </w:rPr>
+        <w:t>ghi</w:t>
+      </w:r>
+      <w:r>
+        <w:rPr>
+          <w:rFonts w:ascii="Times New Roman" w:eastAsia="Times New Roman" w:hAnsi="Times New Roman" w:cs="Times New Roman"/>
+          <w:sz w:val="24"/>
+          <w:szCs w:val="24"/>
+          <w:highlight w:val="yellow"/>
+        </w:rPr>
+        <w:t xml:space="preserve"> cũng sẽ bị chặn cho đến khi có một tiến trình mở FIFO để đọc. </w:t>
+      </w:r>
+    </w:p>
+    <w:p>
+      <w:pPr>
+        <w:spacing w:before="100" w:beforeAutospacing="1" w:after="100" w:afterAutospacing="1" w:line="240" w:lineRule="auto"/>
+        <w:rPr>
+          <w:rFonts w:ascii="Times New Roman" w:eastAsia="Times New Roman" w:hAnsi="Times New Roman" w:cs="Times New Roman"/>
+          <w:sz w:val="24"/>
+          <w:szCs w:val="24"/>
+          <w:highlight w:val="yellow"/>
+        </w:rPr>
+      </w:pPr>
+      <w:r>
+        <w:rPr>
+          <w:rFonts w:ascii="Times New Roman" w:eastAsia="Times New Roman" w:hAnsi="Times New Roman" w:cs="Times New Roman"/>
+          <w:sz w:val="24"/>
+          <w:szCs w:val="24"/>
+          <w:highlight w:val="yellow"/>
+        </w:rPr>
+        <w:t xml:space="preserve">Nói cách khác, </w:t>
+      </w:r>
+      <w:r>
+        <w:rPr>
+          <w:rFonts w:ascii="Times New Roman" w:eastAsia="Times New Roman" w:hAnsi="Times New Roman" w:cs="Times New Roman"/>
+          <w:b/>
+          <w:bCs/>
+          <w:sz w:val="24"/>
+          <w:szCs w:val="24"/>
+          <w:highlight w:val="yellow"/>
+        </w:rPr>
+        <w:t>việc mở FIFO đồng bộ hóa tiến trình đọc và tiến trình ghi</w:t>
+      </w:r>
+      <w:r>
+        <w:rPr>
+          <w:rFonts w:ascii="Times New Roman" w:eastAsia="Times New Roman" w:hAnsi="Times New Roman" w:cs="Times New Roman"/>
+          <w:sz w:val="24"/>
+          <w:szCs w:val="24"/>
+          <w:highlight w:val="yellow"/>
+        </w:rPr>
+        <w:t>.</w:t>
+      </w:r>
+    </w:p>
+    <w:p>
+      <w:pPr>
+        <w:spacing w:before="100" w:beforeAutospacing="1" w:after="100" w:afterAutospacing="1" w:line="240" w:lineRule="auto"/>
+        <w:rPr>
+          <w:rFonts w:ascii="Times New Roman" w:eastAsia="Times New Roman" w:hAnsi="Times New Roman" w:cs="Times New Roman"/>
+          <w:sz w:val="24"/>
+          <w:szCs w:val="24"/>
+          <w:highlight w:val="yellow"/>
+        </w:rPr>
+      </w:pPr>
+      <w:r>
+        <w:rPr>
+          <w:rFonts w:ascii="Times New Roman" w:eastAsia="Times New Roman" w:hAnsi="Times New Roman" w:cs="Times New Roman"/>
+          <w:sz w:val="24"/>
+          <w:szCs w:val="24"/>
+          <w:highlight w:val="yellow"/>
+        </w:rPr>
+        <w:t xml:space="preserve">Nếu đầu còn lại của FIFO đã được mở (ví dụ do một cặp tiến trình đã mở hai đầu của FIFO trước đó), thì </w:t>
+      </w:r>
+      <w:proofErr w:type="gramStart"/>
+      <w:r>
+        <w:rPr>
+          <w:rFonts w:ascii="Courier New" w:eastAsia="Times New Roman" w:hAnsi="Courier New" w:cs="Courier New"/>
+          <w:sz w:val="20"/>
+          <w:szCs w:val="20"/>
+          <w:highlight w:val="yellow"/>
+        </w:rPr>
+        <w:t>open(</w:t>
+      </w:r>
+      <w:proofErr w:type="gramEnd"/>
+      <w:r>
+        <w:rPr>
+          <w:rFonts w:ascii="Courier New" w:eastAsia="Times New Roman" w:hAnsi="Courier New" w:cs="Courier New"/>
+          <w:sz w:val="20"/>
+          <w:szCs w:val="20"/>
+          <w:highlight w:val="yellow"/>
+        </w:rPr>
+        <w:t>)</w:t>
+      </w:r>
+      <w:r>
+        <w:rPr>
+          <w:rFonts w:ascii="Times New Roman" w:eastAsia="Times New Roman" w:hAnsi="Times New Roman" w:cs="Times New Roman"/>
+          <w:sz w:val="24"/>
+          <w:szCs w:val="24"/>
+          <w:highlight w:val="yellow"/>
+        </w:rPr>
+        <w:t xml:space="preserve"> sẽ thành công ngay lập tức.</w:t>
+      </w:r>
+    </w:p>
+    <w:p>
+      <w:pPr>
+        <w:spacing w:before="100" w:beforeAutospacing="1" w:after="100" w:afterAutospacing="1" w:line="240" w:lineRule="auto"/>
+        <w:rPr>
+          <w:rFonts w:ascii="Times New Roman" w:eastAsia="Times New Roman" w:hAnsi="Times New Roman" w:cs="Times New Roman"/>
+          <w:sz w:val="24"/>
+          <w:szCs w:val="24"/>
+          <w:highlight w:val="yellow"/>
+        </w:rPr>
+      </w:pPr>
+      <w:r>
+        <w:rPr>
+          <w:rFonts w:ascii="Times New Roman" w:eastAsia="Times New Roman" w:hAnsi="Times New Roman" w:cs="Times New Roman"/>
+          <w:sz w:val="24"/>
+          <w:szCs w:val="24"/>
+          <w:highlight w:val="yellow"/>
+        </w:rPr>
+        <w:t xml:space="preserve">Trên hầu hết các hệ thống UNIX (bao gồm Linux), có thể tránh việc bị chặn khi mở FIFO bằng cách chỉ định cờ </w:t>
+      </w:r>
+      <w:r>
+        <w:rPr>
+          <w:rFonts w:ascii="Times New Roman" w:eastAsia="Times New Roman" w:hAnsi="Times New Roman" w:cs="Times New Roman"/>
+          <w:b/>
+          <w:bCs/>
+          <w:sz w:val="24"/>
+          <w:szCs w:val="24"/>
+          <w:highlight w:val="yellow"/>
+        </w:rPr>
+        <w:t>O_RDWR</w:t>
+      </w:r>
+      <w:r>
+        <w:rPr>
+          <w:rFonts w:ascii="Times New Roman" w:eastAsia="Times New Roman" w:hAnsi="Times New Roman" w:cs="Times New Roman"/>
+          <w:sz w:val="24"/>
+          <w:szCs w:val="24"/>
+          <w:highlight w:val="yellow"/>
+        </w:rPr>
+        <w:t>.</w:t>
+      </w:r>
+    </w:p>
+    <w:p>
+      <w:pPr>
+        <w:spacing w:before="100" w:beforeAutospacing="1" w:after="100" w:afterAutospacing="1" w:line="240" w:lineRule="auto"/>
+        <w:rPr>
+          <w:rFonts w:ascii="Times New Roman" w:eastAsia="Times New Roman" w:hAnsi="Times New Roman" w:cs="Times New Roman"/>
+          <w:sz w:val="24"/>
+          <w:szCs w:val="24"/>
+          <w:highlight w:val="yellow"/>
+        </w:rPr>
+      </w:pPr>
+      <w:r>
+        <w:rPr>
+          <w:rFonts w:ascii="Times New Roman" w:eastAsia="Times New Roman" w:hAnsi="Times New Roman" w:cs="Times New Roman"/>
+          <w:sz w:val="24"/>
+          <w:szCs w:val="24"/>
+          <w:highlight w:val="yellow"/>
+        </w:rPr>
+        <w:t xml:space="preserve">Trong trường hợp này, </w:t>
+      </w:r>
+      <w:proofErr w:type="gramStart"/>
+      <w:r>
+        <w:rPr>
+          <w:rFonts w:ascii="Courier New" w:eastAsia="Times New Roman" w:hAnsi="Courier New" w:cs="Courier New"/>
+          <w:sz w:val="20"/>
+          <w:szCs w:val="20"/>
+          <w:highlight w:val="yellow"/>
+        </w:rPr>
+        <w:t>open(</w:t>
+      </w:r>
+      <w:proofErr w:type="gramEnd"/>
+      <w:r>
+        <w:rPr>
+          <w:rFonts w:ascii="Courier New" w:eastAsia="Times New Roman" w:hAnsi="Courier New" w:cs="Courier New"/>
+          <w:sz w:val="20"/>
+          <w:szCs w:val="20"/>
+          <w:highlight w:val="yellow"/>
+        </w:rPr>
+        <w:t>)</w:t>
+      </w:r>
+      <w:r>
+        <w:rPr>
+          <w:rFonts w:ascii="Times New Roman" w:eastAsia="Times New Roman" w:hAnsi="Times New Roman" w:cs="Times New Roman"/>
+          <w:sz w:val="24"/>
+          <w:szCs w:val="24"/>
+          <w:highlight w:val="yellow"/>
+        </w:rPr>
+        <w:t xml:space="preserve"> sẽ trả về ngay lập tức với một file descriptor có thể dùng cho cả việc đọc và ghi trên FIFO.</w:t>
+      </w:r>
+    </w:p>
+    <w:p>
+      <w:pPr>
+        <w:spacing w:before="100" w:beforeAutospacing="1" w:after="100" w:afterAutospacing="1" w:line="240" w:lineRule="auto"/>
+        <w:rPr>
+          <w:rFonts w:ascii="Times New Roman" w:eastAsia="Times New Roman" w:hAnsi="Times New Roman" w:cs="Times New Roman"/>
+          <w:sz w:val="24"/>
+          <w:szCs w:val="24"/>
+          <w:highlight w:val="yellow"/>
+        </w:rPr>
+      </w:pPr>
+      <w:r>
+        <w:rPr>
+          <w:rFonts w:ascii="Times New Roman" w:eastAsia="Times New Roman" w:hAnsi="Times New Roman" w:cs="Times New Roman"/>
+          <w:sz w:val="24"/>
+          <w:szCs w:val="24"/>
+          <w:highlight w:val="yellow"/>
+        </w:rPr>
+        <w:t xml:space="preserve">Việc làm này phần nào phá vỡ mô hình I/O của FIFO, và SUSv3 nêu rõ rằng hành </w:t>
+      </w:r>
+      <w:proofErr w:type="gramStart"/>
+      <w:r>
+        <w:rPr>
+          <w:rFonts w:ascii="Times New Roman" w:eastAsia="Times New Roman" w:hAnsi="Times New Roman" w:cs="Times New Roman"/>
+          <w:sz w:val="24"/>
+          <w:szCs w:val="24"/>
+          <w:highlight w:val="yellow"/>
+        </w:rPr>
+        <w:t>vi</w:t>
+      </w:r>
+      <w:proofErr w:type="gramEnd"/>
+      <w:r>
+        <w:rPr>
+          <w:rFonts w:ascii="Times New Roman" w:eastAsia="Times New Roman" w:hAnsi="Times New Roman" w:cs="Times New Roman"/>
+          <w:sz w:val="24"/>
+          <w:szCs w:val="24"/>
+          <w:highlight w:val="yellow"/>
+        </w:rPr>
+        <w:t xml:space="preserve"> mở FIFO bằng cờ </w:t>
+      </w:r>
+      <w:r>
+        <w:rPr>
+          <w:rFonts w:ascii="Times New Roman" w:eastAsia="Times New Roman" w:hAnsi="Times New Roman" w:cs="Times New Roman"/>
+          <w:b/>
+          <w:bCs/>
+          <w:sz w:val="24"/>
+          <w:szCs w:val="24"/>
+          <w:highlight w:val="yellow"/>
+        </w:rPr>
+        <w:t>O_RDWR</w:t>
+      </w:r>
+      <w:r>
+        <w:rPr>
+          <w:rFonts w:ascii="Times New Roman" w:eastAsia="Times New Roman" w:hAnsi="Times New Roman" w:cs="Times New Roman"/>
+          <w:sz w:val="24"/>
+          <w:szCs w:val="24"/>
+          <w:highlight w:val="yellow"/>
+        </w:rPr>
+        <w:t xml:space="preserve"> là </w:t>
+      </w:r>
+      <w:r>
+        <w:rPr>
+          <w:rFonts w:ascii="Times New Roman" w:eastAsia="Times New Roman" w:hAnsi="Times New Roman" w:cs="Times New Roman"/>
+          <w:b/>
+          <w:bCs/>
+          <w:sz w:val="24"/>
+          <w:szCs w:val="24"/>
+          <w:highlight w:val="yellow"/>
+        </w:rPr>
+        <w:t>không được đặc tả (unspecified)</w:t>
+      </w:r>
+      <w:r>
+        <w:rPr>
+          <w:rFonts w:ascii="Times New Roman" w:eastAsia="Times New Roman" w:hAnsi="Times New Roman" w:cs="Times New Roman"/>
+          <w:sz w:val="24"/>
+          <w:szCs w:val="24"/>
+          <w:highlight w:val="yellow"/>
+        </w:rPr>
+        <w:t>.</w:t>
+      </w:r>
+    </w:p>
+    <w:p>
+      <w:pPr>
+        <w:spacing w:before="100" w:beforeAutospacing="1" w:after="100" w:afterAutospacing="1" w:line="240" w:lineRule="auto"/>
+        <w:rPr>
+          <w:rFonts w:ascii="Times New Roman" w:eastAsia="Times New Roman" w:hAnsi="Times New Roman" w:cs="Times New Roman"/>
+          <w:sz w:val="24"/>
+          <w:szCs w:val="24"/>
+          <w:highlight w:val="yellow"/>
+        </w:rPr>
+      </w:pPr>
+      <w:r>
+        <w:rPr>
+          <w:rFonts w:ascii="Times New Roman" w:eastAsia="Times New Roman" w:hAnsi="Times New Roman" w:cs="Times New Roman"/>
+          <w:sz w:val="24"/>
+          <w:szCs w:val="24"/>
+          <w:highlight w:val="yellow"/>
+        </w:rPr>
+        <w:lastRenderedPageBreak/>
+        <w:t>Vì vậy, vì lý do khả năng tương thích (portability), nên tránh sử dụng kỹ thuật này.</w:t>
+      </w:r>
+    </w:p>
+    <w:p>
+      <w:pPr>
+        <w:spacing w:before="100" w:beforeAutospacing="1" w:after="100" w:afterAutospacing="1" w:line="240" w:lineRule="auto"/>
+        <w:rPr>
+          <w:rFonts w:ascii="Times New Roman" w:eastAsia="Times New Roman" w:hAnsi="Times New Roman" w:cs="Times New Roman"/>
+          <w:sz w:val="24"/>
+          <w:szCs w:val="24"/>
+          <w:highlight w:val="yellow"/>
+        </w:rPr>
+      </w:pPr>
+      <w:r>
+        <w:rPr>
+          <w:rFonts w:ascii="Times New Roman" w:eastAsia="Times New Roman" w:hAnsi="Times New Roman" w:cs="Times New Roman"/>
+          <w:sz w:val="24"/>
+          <w:szCs w:val="24"/>
+          <w:highlight w:val="yellow"/>
+        </w:rPr>
+        <w:t xml:space="preserve">Trong những trường hợp cần tránh việc bị chặn khi mở FIFO, cờ </w:t>
+      </w:r>
+      <w:r>
+        <w:rPr>
+          <w:rFonts w:ascii="Times New Roman" w:eastAsia="Times New Roman" w:hAnsi="Times New Roman" w:cs="Times New Roman"/>
+          <w:b/>
+          <w:bCs/>
+          <w:sz w:val="24"/>
+          <w:szCs w:val="24"/>
+          <w:highlight w:val="yellow"/>
+        </w:rPr>
+        <w:t>O_NONBLOCK</w:t>
+      </w:r>
+      <w:r>
+        <w:rPr>
+          <w:rFonts w:ascii="Times New Roman" w:eastAsia="Times New Roman" w:hAnsi="Times New Roman" w:cs="Times New Roman"/>
+          <w:sz w:val="24"/>
+          <w:szCs w:val="24"/>
+          <w:highlight w:val="yellow"/>
+        </w:rPr>
+        <w:t xml:space="preserve"> của </w:t>
+      </w:r>
+      <w:proofErr w:type="gramStart"/>
+      <w:r>
+        <w:rPr>
+          <w:rFonts w:ascii="Courier New" w:eastAsia="Times New Roman" w:hAnsi="Courier New" w:cs="Courier New"/>
+          <w:sz w:val="20"/>
+          <w:szCs w:val="20"/>
+          <w:highlight w:val="yellow"/>
+        </w:rPr>
+        <w:t>open(</w:t>
+      </w:r>
+      <w:proofErr w:type="gramEnd"/>
+      <w:r>
+        <w:rPr>
+          <w:rFonts w:ascii="Courier New" w:eastAsia="Times New Roman" w:hAnsi="Courier New" w:cs="Courier New"/>
+          <w:sz w:val="20"/>
+          <w:szCs w:val="20"/>
+          <w:highlight w:val="yellow"/>
+        </w:rPr>
+        <w:t>)</w:t>
+      </w:r>
+      <w:r>
+        <w:rPr>
+          <w:rFonts w:ascii="Times New Roman" w:eastAsia="Times New Roman" w:hAnsi="Times New Roman" w:cs="Times New Roman"/>
+          <w:sz w:val="24"/>
+          <w:szCs w:val="24"/>
+          <w:highlight w:val="yellow"/>
+        </w:rPr>
+        <w:t xml:space="preserve"> cung cấp một phương pháp chuẩn hóa để thực hiện điều đó (xem Mục 44.9).</w:t>
+      </w:r>
+    </w:p>
+    <w:p>
+      <w:pPr>
+        <w:spacing w:before="100" w:beforeAutospacing="1" w:after="100" w:afterAutospacing="1" w:line="240" w:lineRule="auto"/>
+        <w:rPr>
+          <w:rFonts w:ascii="Times New Roman" w:eastAsia="Times New Roman" w:hAnsi="Times New Roman" w:cs="Times New Roman"/>
+          <w:sz w:val="24"/>
+          <w:szCs w:val="24"/>
+          <w:highlight w:val="yellow"/>
+        </w:rPr>
+      </w:pPr>
+      <w:r>
+        <w:rPr>
+          <w:rFonts w:ascii="Times New Roman" w:eastAsia="Times New Roman" w:hAnsi="Times New Roman" w:cs="Times New Roman"/>
+          <w:sz w:val="24"/>
+          <w:szCs w:val="24"/>
+          <w:highlight w:val="yellow"/>
+        </w:rPr>
+        <w:t xml:space="preserve">Việc tránh sử dụng cờ </w:t>
+      </w:r>
+      <w:r>
+        <w:rPr>
+          <w:rFonts w:ascii="Times New Roman" w:eastAsia="Times New Roman" w:hAnsi="Times New Roman" w:cs="Times New Roman"/>
+          <w:b/>
+          <w:bCs/>
+          <w:sz w:val="24"/>
+          <w:szCs w:val="24"/>
+          <w:highlight w:val="yellow"/>
+        </w:rPr>
+        <w:t>O_RDWR</w:t>
+      </w:r>
+      <w:r>
+        <w:rPr>
+          <w:rFonts w:ascii="Times New Roman" w:eastAsia="Times New Roman" w:hAnsi="Times New Roman" w:cs="Times New Roman"/>
+          <w:sz w:val="24"/>
+          <w:szCs w:val="24"/>
+          <w:highlight w:val="yellow"/>
+        </w:rPr>
+        <w:t xml:space="preserve"> khi mở FIFO còn có một lý do khác.</w:t>
+      </w:r>
+    </w:p>
+    <w:p>
+      <w:pPr>
+        <w:spacing w:before="100" w:beforeAutospacing="1" w:after="100" w:afterAutospacing="1" w:line="240" w:lineRule="auto"/>
+        <w:rPr>
+          <w:rFonts w:ascii="Times New Roman" w:eastAsia="Times New Roman" w:hAnsi="Times New Roman" w:cs="Times New Roman"/>
+          <w:sz w:val="24"/>
+          <w:szCs w:val="24"/>
+        </w:rPr>
+      </w:pPr>
+      <w:r>
+        <w:rPr>
+          <w:rFonts w:ascii="Times New Roman" w:eastAsia="Times New Roman" w:hAnsi="Times New Roman" w:cs="Times New Roman"/>
+          <w:sz w:val="24"/>
+          <w:szCs w:val="24"/>
+          <w:highlight w:val="yellow"/>
+        </w:rPr>
+        <w:t xml:space="preserve">Sau khi mở </w:t>
+      </w:r>
+      <w:proofErr w:type="gramStart"/>
+      <w:r>
+        <w:rPr>
+          <w:rFonts w:ascii="Times New Roman" w:eastAsia="Times New Roman" w:hAnsi="Times New Roman" w:cs="Times New Roman"/>
+          <w:sz w:val="24"/>
+          <w:szCs w:val="24"/>
+          <w:highlight w:val="yellow"/>
+        </w:rPr>
+        <w:t>theo</w:t>
+      </w:r>
+      <w:proofErr w:type="gramEnd"/>
+      <w:r>
+        <w:rPr>
+          <w:rFonts w:ascii="Times New Roman" w:eastAsia="Times New Roman" w:hAnsi="Times New Roman" w:cs="Times New Roman"/>
+          <w:sz w:val="24"/>
+          <w:szCs w:val="24"/>
+          <w:highlight w:val="yellow"/>
+        </w:rPr>
+        <w:t xml:space="preserve"> cách này, tiến trình gọi sẽ </w:t>
+      </w:r>
+      <w:r>
+        <w:rPr>
+          <w:rFonts w:ascii="Times New Roman" w:eastAsia="Times New Roman" w:hAnsi="Times New Roman" w:cs="Times New Roman"/>
+          <w:b/>
+          <w:bCs/>
+          <w:sz w:val="24"/>
+          <w:szCs w:val="24"/>
+          <w:highlight w:val="yellow"/>
+        </w:rPr>
+        <w:t>không bao giờ nhận được tín hiệu kết thúc tệp (EOF)</w:t>
+      </w:r>
+      <w:r>
+        <w:rPr>
+          <w:rFonts w:ascii="Times New Roman" w:eastAsia="Times New Roman" w:hAnsi="Times New Roman" w:cs="Times New Roman"/>
+          <w:sz w:val="24"/>
+          <w:szCs w:val="24"/>
+          <w:highlight w:val="yellow"/>
+        </w:rPr>
+        <w:t xml:space="preserve"> khi đọc từ file descriptor đó, bởi vì sẽ luôn tồn tại ít nhất một descriptor đang mở để ghi vào FIFO — chính là descriptor mà tiến trình đang dùng để đọc.</w:t>
+      </w:r>
+    </w:p>
+    <w:p>
+      <w:pPr>
+        <w:rPr>
+          <w:b/>
+        </w:rPr>
+      </w:pPr>
+    </w:p>
+    <w:p>
+      <w:pPr>
+        <w:rPr>
+          <w:b/>
+        </w:rPr>
+      </w:pPr>
       <w:bookmarkStart w:id="0" w:name="_GoBack"/>
       <w:bookmarkEnd w:id="0"/>
-    </w:p>
-    <w:p>
-      <w:pPr>
-        <w:rPr>
-          <w:b/>
-        </w:rPr>
-      </w:pPr>
-    </w:p>
-    <w:p>
-      <w:pPr>
-        <w:rPr>
-          <w:b/>
-        </w:rPr>
-      </w:pPr>
     </w:p>
     <w:sectPr>
       <w:pgSz w:w="12240" w:h="15840"/>
@@ -7230,6 +8957,155 @@
 <file path=word/numbering.xml><?xml version="1.0" encoding="utf-8"?>
 <w:numbering xmlns:wpc="http://schemas.microsoft.com/office/word/2010/wordprocessingCanvas" xmlns:mc="http://schemas.openxmlformats.org/markup-compatibility/2006" xmlns:o="urn:schemas-microsoft-com:office:office" xmlns:r="http://schemas.openxmlformats.org/officeDocument/2006/relationships" xmlns:m="http://schemas.openxmlformats.org/officeDocument/2006/math" xmlns:v="urn:schemas-microsoft-com:vml" xmlns:wp14="http://schemas.microsoft.com/office/word/2010/wordprocessingDrawing" xmlns:wp="http://schemas.openxmlformats.org/drawingml/2006/wordprocessingDrawing" xmlns:w10="urn:schemas-microsoft-com:office:word" xmlns:w="http://schemas.openxmlformats.org/wordprocessingml/2006/main" xmlns:w14="http://schemas.microsoft.com/office/word/2010/wordml" xmlns:w15="http://schemas.microsoft.com/office/word/2012/wordml" xmlns:wpg="http://schemas.microsoft.com/office/word/2010/wordprocessingGroup" xmlns:wpi="http://schemas.microsoft.com/office/word/2010/wordprocessingInk" xmlns:wne="http://schemas.microsoft.com/office/word/2006/wordml" xmlns:wps="http://schemas.microsoft.com/office/word/2010/wordprocessingShape" mc:Ignorable="w14 w15 wp14">
   <w:abstractNum w:abstractNumId="0" w15:restartNumberingAfterBreak="0">
+    <w:nsid w:val="036569C7"/>
+    <w:multiLevelType w:val="multilevel"/>
+    <w:tmpl w:val="A6F22D7E"/>
+    <w:lvl w:ilvl="0">
+      <w:start w:val="1"/>
+      <w:numFmt w:val="bullet"/>
+      <w:lvlText w:val=""/>
+      <w:lvlJc w:val="left"/>
+      <w:pPr>
+        <w:tabs>
+          <w:tab w:val="num" w:pos="720"/>
+        </w:tabs>
+        <w:ind w:left="720" w:hanging="360"/>
+      </w:pPr>
+      <w:rPr>
+        <w:rFonts w:ascii="Symbol" w:hAnsi="Symbol" w:hint="default"/>
+        <w:sz w:val="20"/>
+      </w:rPr>
+    </w:lvl>
+    <w:lvl w:ilvl="1" w:tentative="1">
+      <w:start w:val="1"/>
+      <w:numFmt w:val="bullet"/>
+      <w:lvlText w:val="o"/>
+      <w:lvlJc w:val="left"/>
+      <w:pPr>
+        <w:tabs>
+          <w:tab w:val="num" w:pos="1440"/>
+        </w:tabs>
+        <w:ind w:left="1440" w:hanging="360"/>
+      </w:pPr>
+      <w:rPr>
+        <w:rFonts w:ascii="Courier New" w:hAnsi="Courier New" w:hint="default"/>
+        <w:sz w:val="20"/>
+      </w:rPr>
+    </w:lvl>
+    <w:lvl w:ilvl="2" w:tentative="1">
+      <w:start w:val="1"/>
+      <w:numFmt w:val="bullet"/>
+      <w:lvlText w:val=""/>
+      <w:lvlJc w:val="left"/>
+      <w:pPr>
+        <w:tabs>
+          <w:tab w:val="num" w:pos="2160"/>
+        </w:tabs>
+        <w:ind w:left="2160" w:hanging="360"/>
+      </w:pPr>
+      <w:rPr>
+        <w:rFonts w:ascii="Wingdings" w:hAnsi="Wingdings" w:hint="default"/>
+        <w:sz w:val="20"/>
+      </w:rPr>
+    </w:lvl>
+    <w:lvl w:ilvl="3" w:tentative="1">
+      <w:start w:val="1"/>
+      <w:numFmt w:val="bullet"/>
+      <w:lvlText w:val=""/>
+      <w:lvlJc w:val="left"/>
+      <w:pPr>
+        <w:tabs>
+          <w:tab w:val="num" w:pos="2880"/>
+        </w:tabs>
+        <w:ind w:left="2880" w:hanging="360"/>
+      </w:pPr>
+      <w:rPr>
+        <w:rFonts w:ascii="Wingdings" w:hAnsi="Wingdings" w:hint="default"/>
+        <w:sz w:val="20"/>
+      </w:rPr>
+    </w:lvl>
+    <w:lvl w:ilvl="4" w:tentative="1">
+      <w:start w:val="1"/>
+      <w:numFmt w:val="bullet"/>
+      <w:lvlText w:val=""/>
+      <w:lvlJc w:val="left"/>
+      <w:pPr>
+        <w:tabs>
+          <w:tab w:val="num" w:pos="3600"/>
+        </w:tabs>
+        <w:ind w:left="3600" w:hanging="360"/>
+      </w:pPr>
+      <w:rPr>
+        <w:rFonts w:ascii="Wingdings" w:hAnsi="Wingdings" w:hint="default"/>
+        <w:sz w:val="20"/>
+      </w:rPr>
+    </w:lvl>
+    <w:lvl w:ilvl="5" w:tentative="1">
+      <w:start w:val="1"/>
+      <w:numFmt w:val="bullet"/>
+      <w:lvlText w:val=""/>
+      <w:lvlJc w:val="left"/>
+      <w:pPr>
+        <w:tabs>
+          <w:tab w:val="num" w:pos="4320"/>
+        </w:tabs>
+        <w:ind w:left="4320" w:hanging="360"/>
+      </w:pPr>
+      <w:rPr>
+        <w:rFonts w:ascii="Wingdings" w:hAnsi="Wingdings" w:hint="default"/>
+        <w:sz w:val="20"/>
+      </w:rPr>
+    </w:lvl>
+    <w:lvl w:ilvl="6" w:tentative="1">
+      <w:start w:val="1"/>
+      <w:numFmt w:val="bullet"/>
+      <w:lvlText w:val=""/>
+      <w:lvlJc w:val="left"/>
+      <w:pPr>
+        <w:tabs>
+          <w:tab w:val="num" w:pos="5040"/>
+        </w:tabs>
+        <w:ind w:left="5040" w:hanging="360"/>
+      </w:pPr>
+      <w:rPr>
+        <w:rFonts w:ascii="Wingdings" w:hAnsi="Wingdings" w:hint="default"/>
+        <w:sz w:val="20"/>
+      </w:rPr>
+    </w:lvl>
+    <w:lvl w:ilvl="7" w:tentative="1">
+      <w:start w:val="1"/>
+      <w:numFmt w:val="bullet"/>
+      <w:lvlText w:val=""/>
+      <w:lvlJc w:val="left"/>
+      <w:pPr>
+        <w:tabs>
+          <w:tab w:val="num" w:pos="5760"/>
+        </w:tabs>
+        <w:ind w:left="5760" w:hanging="360"/>
+      </w:pPr>
+      <w:rPr>
+        <w:rFonts w:ascii="Wingdings" w:hAnsi="Wingdings" w:hint="default"/>
+        <w:sz w:val="20"/>
+      </w:rPr>
+    </w:lvl>
+    <w:lvl w:ilvl="8" w:tentative="1">
+      <w:start w:val="1"/>
+      <w:numFmt w:val="bullet"/>
+      <w:lvlText w:val=""/>
+      <w:lvlJc w:val="left"/>
+      <w:pPr>
+        <w:tabs>
+          <w:tab w:val="num" w:pos="6480"/>
+        </w:tabs>
+        <w:ind w:left="6480" w:hanging="360"/>
+      </w:pPr>
+      <w:rPr>
+        <w:rFonts w:ascii="Wingdings" w:hAnsi="Wingdings" w:hint="default"/>
+        <w:sz w:val="20"/>
+      </w:rPr>
+    </w:lvl>
+  </w:abstractNum>
+  <w:abstractNum w:abstractNumId="1" w15:restartNumberingAfterBreak="0">
     <w:nsid w:val="1F0C49AE"/>
     <w:multiLevelType w:val="hybridMultilevel"/>
     <w:tmpl w:val="559219CE"/>
@@ -7318,7 +9194,7 @@
       </w:pPr>
     </w:lvl>
   </w:abstractNum>
-  <w:abstractNum w:abstractNumId="1" w15:restartNumberingAfterBreak="0">
+  <w:abstractNum w:abstractNumId="2" w15:restartNumberingAfterBreak="0">
     <w:nsid w:val="2E330DD9"/>
     <w:multiLevelType w:val="hybridMultilevel"/>
     <w:tmpl w:val="2C840C4C"/>
@@ -7432,10 +9308,10 @@
       </w:rPr>
     </w:lvl>
   </w:abstractNum>
-  <w:abstractNum w:abstractNumId="2" w15:restartNumberingAfterBreak="0">
-    <w:nsid w:val="6B223E76"/>
+  <w:abstractNum w:abstractNumId="3" w15:restartNumberingAfterBreak="0">
+    <w:nsid w:val="6119588B"/>
     <w:multiLevelType w:val="multilevel"/>
-    <w:tmpl w:val="E82471E0"/>
+    <w:tmpl w:val="0B4C9FC4"/>
     <w:lvl w:ilvl="0">
       <w:start w:val="1"/>
       <w:numFmt w:val="bullet"/>
@@ -7581,14 +9457,169 @@
       </w:rPr>
     </w:lvl>
   </w:abstractNum>
+  <w:abstractNum w:abstractNumId="4" w15:restartNumberingAfterBreak="0">
+    <w:nsid w:val="6B223E76"/>
+    <w:multiLevelType w:val="multilevel"/>
+    <w:tmpl w:val="E82471E0"/>
+    <w:lvl w:ilvl="0">
+      <w:start w:val="1"/>
+      <w:numFmt w:val="bullet"/>
+      <w:lvlText w:val=""/>
+      <w:lvlJc w:val="left"/>
+      <w:pPr>
+        <w:tabs>
+          <w:tab w:val="num" w:pos="720"/>
+        </w:tabs>
+        <w:ind w:left="720" w:hanging="360"/>
+      </w:pPr>
+      <w:rPr>
+        <w:rFonts w:ascii="Symbol" w:hAnsi="Symbol" w:hint="default"/>
+        <w:sz w:val="20"/>
+      </w:rPr>
+    </w:lvl>
+    <w:lvl w:ilvl="1" w:tentative="1">
+      <w:start w:val="1"/>
+      <w:numFmt w:val="bullet"/>
+      <w:lvlText w:val="o"/>
+      <w:lvlJc w:val="left"/>
+      <w:pPr>
+        <w:tabs>
+          <w:tab w:val="num" w:pos="1440"/>
+        </w:tabs>
+        <w:ind w:left="1440" w:hanging="360"/>
+      </w:pPr>
+      <w:rPr>
+        <w:rFonts w:ascii="Courier New" w:hAnsi="Courier New" w:hint="default"/>
+        <w:sz w:val="20"/>
+      </w:rPr>
+    </w:lvl>
+    <w:lvl w:ilvl="2" w:tentative="1">
+      <w:start w:val="1"/>
+      <w:numFmt w:val="bullet"/>
+      <w:lvlText w:val=""/>
+      <w:lvlJc w:val="left"/>
+      <w:pPr>
+        <w:tabs>
+          <w:tab w:val="num" w:pos="2160"/>
+        </w:tabs>
+        <w:ind w:left="2160" w:hanging="360"/>
+      </w:pPr>
+      <w:rPr>
+        <w:rFonts w:ascii="Wingdings" w:hAnsi="Wingdings" w:hint="default"/>
+        <w:sz w:val="20"/>
+      </w:rPr>
+    </w:lvl>
+    <w:lvl w:ilvl="3" w:tentative="1">
+      <w:start w:val="1"/>
+      <w:numFmt w:val="bullet"/>
+      <w:lvlText w:val=""/>
+      <w:lvlJc w:val="left"/>
+      <w:pPr>
+        <w:tabs>
+          <w:tab w:val="num" w:pos="2880"/>
+        </w:tabs>
+        <w:ind w:left="2880" w:hanging="360"/>
+      </w:pPr>
+      <w:rPr>
+        <w:rFonts w:ascii="Wingdings" w:hAnsi="Wingdings" w:hint="default"/>
+        <w:sz w:val="20"/>
+      </w:rPr>
+    </w:lvl>
+    <w:lvl w:ilvl="4" w:tentative="1">
+      <w:start w:val="1"/>
+      <w:numFmt w:val="bullet"/>
+      <w:lvlText w:val=""/>
+      <w:lvlJc w:val="left"/>
+      <w:pPr>
+        <w:tabs>
+          <w:tab w:val="num" w:pos="3600"/>
+        </w:tabs>
+        <w:ind w:left="3600" w:hanging="360"/>
+      </w:pPr>
+      <w:rPr>
+        <w:rFonts w:ascii="Wingdings" w:hAnsi="Wingdings" w:hint="default"/>
+        <w:sz w:val="20"/>
+      </w:rPr>
+    </w:lvl>
+    <w:lvl w:ilvl="5" w:tentative="1">
+      <w:start w:val="1"/>
+      <w:numFmt w:val="bullet"/>
+      <w:lvlText w:val=""/>
+      <w:lvlJc w:val="left"/>
+      <w:pPr>
+        <w:tabs>
+          <w:tab w:val="num" w:pos="4320"/>
+        </w:tabs>
+        <w:ind w:left="4320" w:hanging="360"/>
+      </w:pPr>
+      <w:rPr>
+        <w:rFonts w:ascii="Wingdings" w:hAnsi="Wingdings" w:hint="default"/>
+        <w:sz w:val="20"/>
+      </w:rPr>
+    </w:lvl>
+    <w:lvl w:ilvl="6" w:tentative="1">
+      <w:start w:val="1"/>
+      <w:numFmt w:val="bullet"/>
+      <w:lvlText w:val=""/>
+      <w:lvlJc w:val="left"/>
+      <w:pPr>
+        <w:tabs>
+          <w:tab w:val="num" w:pos="5040"/>
+        </w:tabs>
+        <w:ind w:left="5040" w:hanging="360"/>
+      </w:pPr>
+      <w:rPr>
+        <w:rFonts w:ascii="Wingdings" w:hAnsi="Wingdings" w:hint="default"/>
+        <w:sz w:val="20"/>
+      </w:rPr>
+    </w:lvl>
+    <w:lvl w:ilvl="7" w:tentative="1">
+      <w:start w:val="1"/>
+      <w:numFmt w:val="bullet"/>
+      <w:lvlText w:val=""/>
+      <w:lvlJc w:val="left"/>
+      <w:pPr>
+        <w:tabs>
+          <w:tab w:val="num" w:pos="5760"/>
+        </w:tabs>
+        <w:ind w:left="5760" w:hanging="360"/>
+      </w:pPr>
+      <w:rPr>
+        <w:rFonts w:ascii="Wingdings" w:hAnsi="Wingdings" w:hint="default"/>
+        <w:sz w:val="20"/>
+      </w:rPr>
+    </w:lvl>
+    <w:lvl w:ilvl="8" w:tentative="1">
+      <w:start w:val="1"/>
+      <w:numFmt w:val="bullet"/>
+      <w:lvlText w:val=""/>
+      <w:lvlJc w:val="left"/>
+      <w:pPr>
+        <w:tabs>
+          <w:tab w:val="num" w:pos="6480"/>
+        </w:tabs>
+        <w:ind w:left="6480" w:hanging="360"/>
+      </w:pPr>
+      <w:rPr>
+        <w:rFonts w:ascii="Wingdings" w:hAnsi="Wingdings" w:hint="default"/>
+        <w:sz w:val="20"/>
+      </w:rPr>
+    </w:lvl>
+  </w:abstractNum>
   <w:num w:numId="1">
+    <w:abstractNumId w:val="1"/>
+  </w:num>
+  <w:num w:numId="2">
+    <w:abstractNumId w:val="4"/>
+  </w:num>
+  <w:num w:numId="3">
+    <w:abstractNumId w:val="2"/>
+  </w:num>
+  <w:num w:numId="4">
     <w:abstractNumId w:val="0"/>
   </w:num>
-  <w:num w:numId="2">
-    <w:abstractNumId w:val="2"/>
-  </w:num>
-  <w:num w:numId="3">
-    <w:abstractNumId w:val="1"/>
+  <w:num w:numId="5">
+    <w:abstractNumId w:val="3"/>
   </w:num>
 </w:numbering>
 </file>
@@ -8111,6 +10142,41 @@
       <w:szCs w:val="36"/>
     </w:rPr>
   </w:style>
+  <w:style w:type="character" w:customStyle="1" w:styleId="fontstyle01">
+    <w:name w:val="fontstyle01"/>
+    <w:basedOn w:val="DefaultParagraphFont"/>
+    <w:rsid w:val="00E750ED"/>
+    <w:rPr>
+      <w:rFonts w:ascii="Futura-Bold" w:hAnsi="Futura-Bold" w:hint="default"/>
+      <w:b/>
+      <w:bCs/>
+      <w:i w:val="0"/>
+      <w:iCs w:val="0"/>
+      <w:color w:val="000000"/>
+      <w:sz w:val="24"/>
+      <w:szCs w:val="24"/>
+    </w:rPr>
+  </w:style>
+  <w:style w:type="character" w:customStyle="1" w:styleId="fontstyle21">
+    <w:name w:val="fontstyle21"/>
+    <w:basedOn w:val="DefaultParagraphFont"/>
+    <w:rsid w:val="00E750ED"/>
+    <w:rPr>
+      <w:rFonts w:ascii="NewBaskervilleEF-BoldIta" w:hAnsi="NewBaskervilleEF-BoldIta" w:hint="default"/>
+      <w:b/>
+      <w:bCs/>
+      <w:i w:val="0"/>
+      <w:iCs w:val="0"/>
+      <w:color w:val="000000"/>
+      <w:sz w:val="26"/>
+      <w:szCs w:val="26"/>
+    </w:rPr>
+  </w:style>
+  <w:style w:type="character" w:customStyle="1" w:styleId="zlae0wtextbase">
+    <w:name w:val="zlae0w_textbase"/>
+    <w:basedOn w:val="DefaultParagraphFont"/>
+    <w:rsid w:val="00905A92"/>
+  </w:style>
 </w:styles>
 </file>
 

--- a/Linux/Pipe/pipe.docx
+++ b/Linux/Pipe/pipe.docx
@@ -509,7 +509,15 @@
         </w:rPr>
       </w:pPr>
       <w:r>
-        <w:t xml:space="preserve">Nếu có nhiêu tiến trình cùng ghi vào 1 byte thì hệ thống sẽ đảm bảo rằng dữ liệu chúng sẽ không bị trộn nếu mỗi lần ghi </w:t>
+        <w:t>Nếu có nhiêu tiến trình cù</w:t>
+      </w:r>
+      <w:r>
+        <w:t>ng ghi vào</w:t>
+      </w:r>
+      <w:bookmarkStart w:id="0" w:name="_GoBack"/>
+      <w:bookmarkEnd w:id="0"/>
+      <w:r>
+        <w:t xml:space="preserve"> thì hệ thống sẽ đảm bảo rằng dữ liệu chúng sẽ không bị trộn nếu mỗi lần ghi </w:t>
       </w:r>
       <w:r>
         <w:rPr>
@@ -7150,6 +7158,7 @@
       <w:r>
         <w:rPr>
           <w:b/>
+          <w:noProof/>
         </w:rPr>
         <w:lastRenderedPageBreak/>
         <w:drawing>
@@ -7209,6 +7218,7 @@
       <w:r>
         <w:rPr>
           <w:b/>
+          <w:noProof/>
         </w:rPr>
         <w:drawing>
           <wp:inline distT="0" distB="0" distL="0" distR="0" wp14:anchorId="382ACAA8" wp14:editId="03D6821A">
@@ -7257,6 +7267,7 @@
       <w:r>
         <w:rPr>
           <w:b/>
+          <w:noProof/>
         </w:rPr>
         <w:drawing>
           <wp:inline distT="0" distB="0" distL="0" distR="0" wp14:anchorId="11790996" wp14:editId="7B401B28">
@@ -7323,6 +7334,9 @@
     <w:p/>
     <w:p>
       <w:r>
+        <w:rPr>
+          <w:noProof/>
+        </w:rPr>
         <w:lastRenderedPageBreak/>
         <w:drawing>
           <wp:inline distT="0" distB="0" distL="0" distR="0" wp14:anchorId="75D1D71B" wp14:editId="75F43022">
@@ -7412,6 +7426,9 @@
     </w:p>
     <w:p>
       <w:r>
+        <w:rPr>
+          <w:noProof/>
+        </w:rPr>
         <w:drawing>
           <wp:inline distT="0" distB="0" distL="0" distR="0" wp14:anchorId="1B80F507" wp14:editId="4A56037B">
             <wp:extent cx="5027408" cy="1317009"/>
@@ -7531,14 +7548,14 @@
       </w:r>
       <w:proofErr w:type="gramEnd"/>
       <w:r>
-        <w:t xml:space="preserve"> là một chuỗi xác định</w:t>
-      </w:r>
-      <w:r>
-        <w:t xml:space="preserve"> tiến trình sẽ đọc hay ghi.</w:t>
-      </w:r>
-    </w:p>
-    <w:p>
-      <w:r>
+        <w:t xml:space="preserve"> là một chuỗi xác định tiến trình sẽ đọc hay ghi.</w:t>
+      </w:r>
+    </w:p>
+    <w:p>
+      <w:r>
+        <w:rPr>
+          <w:noProof/>
+        </w:rPr>
         <w:drawing>
           <wp:inline distT="0" distB="0" distL="0" distR="0" wp14:anchorId="54FB67CD" wp14:editId="1595DB6A">
             <wp:extent cx="4769893" cy="1563465"/>
@@ -7658,10 +7675,7 @@
         <w:t>block buffering</w:t>
       </w:r>
       <w:r>
-        <w:t xml:space="preserve"> cho stream này</w:t>
-      </w:r>
-      <w:r>
-        <w:t xml:space="preserve">. Mặc định dữ liệu đầu ra của việc ghi chỉ được gửi sang tiến trình con ở đầu kia của pipe khi bộ đêm stdio đã đầy hoặc </w:t>
+        <w:t xml:space="preserve"> cho stream này. Mặc định dữ liệu đầu ra của việc ghi chỉ được gửi sang tiến trình con ở đầu kia của pipe khi bộ đêm stdio đã đầy hoặc </w:t>
       </w:r>
       <w:proofErr w:type="gramStart"/>
       <w:r>
@@ -7682,10 +7696,7 @@
         <w:pStyle w:val="ListParagraph"/>
       </w:pPr>
       <w:r>
-        <w:t>N</w:t>
-      </w:r>
-      <w:r>
-        <w:t xml:space="preserve">ếu cần đảm bảo tiến trình con nhận dữ liệu </w:t>
+        <w:t xml:space="preserve">Nếu cần đảm bảo tiến trình con nhận dữ liệu </w:t>
       </w:r>
       <w:r>
         <w:rPr>
@@ -7694,13 +7705,7 @@
         <w:t>ngay lập tức</w:t>
       </w:r>
       <w:r>
-        <w:t xml:space="preserve"> qua pipe</w:t>
-      </w:r>
-      <w:r>
-        <w:t xml:space="preserve"> </w:t>
-      </w:r>
-      <w:r>
-        <w:t xml:space="preserve">gọi </w:t>
+        <w:t xml:space="preserve"> qua pipe gọi </w:t>
       </w:r>
       <w:proofErr w:type="gramStart"/>
       <w:r>
@@ -7717,13 +7722,7 @@
         <w:t>)</w:t>
       </w:r>
       <w:r>
-        <w:t xml:space="preserve"> định kỳ</w:t>
-      </w:r>
-      <w:r>
-        <w:t xml:space="preserve"> hoặc tắt bộ đệm </w:t>
-      </w:r>
-      <w:r>
-        <w:t xml:space="preserve">bằng </w:t>
+        <w:t xml:space="preserve"> định kỳ hoặc tắt bộ đệm bằng </w:t>
       </w:r>
       <w:r>
         <w:rPr>
@@ -7796,13 +7795,7 @@
       </w:r>
       <w:proofErr w:type="gramEnd"/>
       <w:r>
-        <w:t xml:space="preserve"> cùng cách như một tệp thông thường</w:t>
-      </w:r>
-      <w:r>
-        <w:t xml:space="preserve">, điều này cho phép giao tiếp giữa các tiến trình khoong có quan hệ với nhau. </w:t>
-      </w:r>
-      <w:r>
-        <w:t xml:space="preserve">Sau khi một FIFO được mở, ta sử dụng các lời gọi hệ thống I/O giống hệt như với pipe và các tệp khác (tức là </w:t>
+        <w:t xml:space="preserve"> cùng cách như một tệp thông thường, điều này cho phép giao tiếp giữa các tiến trình khoong có quan hệ với nhau. Sau khi một FIFO được mở, ta sử dụng các lời gọi hệ thống I/O giống hệt như với pipe và các tệp khác (tức là </w:t>
       </w:r>
       <w:proofErr w:type="gramStart"/>
       <w:r>
@@ -7859,6 +7852,7 @@
       <w:r>
         <w:rPr>
           <w:b/>
+          <w:noProof/>
         </w:rPr>
         <w:drawing>
           <wp:inline distT="0" distB="0" distL="0" distR="0" wp14:anchorId="04DDE07A" wp14:editId="51293CED">
@@ -8027,6 +8021,7 @@
       <w:r>
         <w:rPr>
           <w:b/>
+          <w:noProof/>
         </w:rPr>
         <w:drawing>
           <wp:inline distT="0" distB="0" distL="0" distR="0" wp14:anchorId="3462981F" wp14:editId="365A4DEE">
@@ -8102,6 +8097,7 @@
       <w:r>
         <w:rPr>
           <w:b/>
+          <w:noProof/>
         </w:rPr>
         <w:lastRenderedPageBreak/>
         <w:drawing>
@@ -8143,10 +8139,7 @@
     </w:p>
     <w:p>
       <w:r>
-        <w:t>Sau khi FIFO được tạo, bất kỳ tiến trình nào cũng có thể mở nó, miễn là thỏa mãn các kiểm tra quyền truy cập tệp thông thường</w:t>
-      </w:r>
-      <w:r>
-        <w:t xml:space="preserve">. </w:t>
+        <w:t xml:space="preserve">Sau khi FIFO được tạo, bất kỳ tiến trình nào cũng có thể mở nó, miễn là thỏa mãn các kiểm tra quyền truy cập tệp thông thường. </w:t>
       </w:r>
     </w:p>
     <w:p>
@@ -8941,8 +8934,6 @@
           <w:b/>
         </w:rPr>
       </w:pPr>
-      <w:bookmarkStart w:id="0" w:name="_GoBack"/>
-      <w:bookmarkEnd w:id="0"/>
     </w:p>
     <w:sectPr>
       <w:pgSz w:w="12240" w:h="15840"/>

--- a/Linux/Pipe/pipe.docx
+++ b/Linux/Pipe/pipe.docx
@@ -462,31 +462,45 @@
           <w:rStyle w:val="Strong"/>
           <w:b w:val="0"/>
         </w:rPr>
-        <w:t>Nếu đầu ghi của file đã được đóng thì tiến trình sau khi đọc (</w:t>
-      </w:r>
-      <w:proofErr w:type="gramStart"/>
+        <w:t xml:space="preserve">Nếu </w:t>
+      </w:r>
       <w:r>
         <w:rPr>
           <w:rStyle w:val="Strong"/>
           <w:b w:val="0"/>
         </w:rPr>
-        <w:t>read(</w:t>
-      </w:r>
-      <w:proofErr w:type="gramEnd"/>
+        <w:t xml:space="preserve">tất cả </w:t>
+      </w:r>
       <w:r>
         <w:rPr>
           <w:rStyle w:val="Strong"/>
           <w:b w:val="0"/>
         </w:rPr>
-        <w:t>)) hết thì sẽ gặp EOF tức lệnh read() trả về 0.</w:t>
-      </w:r>
-    </w:p>
-    <w:p>
-      <w:pPr>
+        <w:t>đầu ghi của file đã được đóng thì tiến trình sau khi đọc (</w:t>
+      </w:r>
+      <w:proofErr w:type="gramStart"/>
+      <w:r>
         <w:rPr>
           <w:rStyle w:val="Strong"/>
           <w:b w:val="0"/>
         </w:rPr>
+        <w:t>read(</w:t>
+      </w:r>
+      <w:proofErr w:type="gramEnd"/>
+      <w:r>
+        <w:rPr>
+          <w:rStyle w:val="Strong"/>
+          <w:b w:val="0"/>
+        </w:rPr>
+        <w:t>)) hết thì sẽ gặp EOF tức lệnh read() trả về 0.</w:t>
+      </w:r>
+    </w:p>
+    <w:p>
+      <w:pPr>
+        <w:rPr>
+          <w:rStyle w:val="Strong"/>
+          <w:b w:val="0"/>
+        </w:rPr>
       </w:pPr>
     </w:p>
     <w:p>
@@ -514,8 +528,6 @@
       <w:r>
         <w:t>ng ghi vào</w:t>
       </w:r>
-      <w:bookmarkStart w:id="0" w:name="_GoBack"/>
-      <w:bookmarkEnd w:id="0"/>
       <w:r>
         <w:t xml:space="preserve"> thì hệ thống sẽ đảm bảo rằng dữ liệu chúng sẽ không bị trộn nếu mỗi lần ghi </w:t>
       </w:r>
@@ -6948,6 +6960,8 @@
         </w:rPr>
         <w:t>EXIT_SUCCESS);</w:t>
       </w:r>
+      <w:bookmarkStart w:id="0" w:name="_GoBack"/>
+      <w:bookmarkEnd w:id="0"/>
     </w:p>
     <w:p>
       <w:pPr>
